--- a/selective_kontrolstrukturer_questions.docx
+++ b/selective_kontrolstrukturer_questions.docx
@@ -23,14 +23,7 @@
           <w:b/>
           <w:bCs/>
         </w:rPr>
-        <w:t xml:space="preserve">Question: </w:t>
-      </w:r>
-      <w:r>
-        <w:rPr>
-          <w:b/>
-          <w:bCs/>
-        </w:rPr>
-        <w:t>KS_what_we_know_esp32</w:t>
+        <w:t>Question: KS_what_we_know_esp32</w:t>
       </w:r>
     </w:p>
     <w:p>
@@ -232,17 +225,16 @@
     <w:p>
       <w:pPr>
         <w:pStyle w:val="BodyText"/>
-        <w:numPr>
-          <w:ilvl w:val="0"/>
-          <w:numId w:val="5"/>
-        </w:numPr>
-        <w:rPr>
+        <w:ind w:left="1080" w:firstLine="338"/>
+        <w:rPr>
+          <w:color w:val="808080" w:themeColor="background1" w:themeShade="80"/>
           <w:lang w:val="da-DK"/>
         </w:rPr>
       </w:pPr>
       <w:proofErr w:type="gramStart"/>
       <w:r>
         <w:rPr>
+          <w:color w:val="808080" w:themeColor="background1" w:themeShade="80"/>
           <w:lang w:val="da-DK"/>
         </w:rPr>
         <w:t>Hint</w:t>
@@ -250,6 +242,7 @@
       <w:proofErr w:type="gramEnd"/>
       <w:r>
         <w:rPr>
+          <w:color w:val="808080" w:themeColor="background1" w:themeShade="80"/>
           <w:lang w:val="da-DK"/>
         </w:rPr>
         <w:t xml:space="preserve">: Hvad betyder GPIO35 hvis man ser på board layout? (Se </w:t>
@@ -257,6 +250,7 @@
       <w:proofErr w:type="spellStart"/>
       <w:r>
         <w:rPr>
+          <w:color w:val="808080" w:themeColor="background1" w:themeShade="80"/>
           <w:lang w:val="da-DK"/>
         </w:rPr>
         <w:t>recap</w:t>
@@ -264,6 +258,7 @@
       <w:proofErr w:type="spellEnd"/>
       <w:r>
         <w:rPr>
+          <w:color w:val="808080" w:themeColor="background1" w:themeShade="80"/>
           <w:lang w:val="da-DK"/>
         </w:rPr>
         <w:t xml:space="preserve"> slides)</w:t>
@@ -329,21 +324,7 @@
             <w:rStyle w:val="Hyperlink"/>
             <w:lang w:val="da-DK"/>
           </w:rPr>
-          <w:t>https://www.lilygo.cc/products/lilygo%C2%AE-ttgo-t-display</w:t>
-        </w:r>
-        <w:r>
-          <w:rPr>
-            <w:rStyle w:val="Hyperlink"/>
-            <w:lang w:val="da-DK"/>
-          </w:rPr>
-          <w:t>-</w:t>
-        </w:r>
-        <w:r>
-          <w:rPr>
-            <w:rStyle w:val="Hyperlink"/>
-            <w:lang w:val="da-DK"/>
-          </w:rPr>
-          <w:t>1-14-inch-lcd-esp32-control-board</w:t>
+          <w:t>https://www.lilygo.cc/products/lilygo%C2%AE-ttgo-t-display-1-14-inch-lcd-esp32-control-board</w:t>
         </w:r>
       </w:hyperlink>
     </w:p>
@@ -380,15 +361,7 @@
           <w:bCs/>
           <w:lang w:val="da-DK"/>
         </w:rPr>
-        <w:t xml:space="preserve">: </w:t>
-      </w:r>
-      <w:r>
-        <w:rPr>
-          <w:b/>
-          <w:bCs/>
-          <w:lang w:val="da-DK"/>
-        </w:rPr>
-        <w:t>KS_conditional_esp32</w:t>
+        <w:t>: KS_conditional_esp32</w:t>
       </w:r>
     </w:p>
     <w:p>
@@ -505,31 +478,6 @@
     </w:p>
     <w:p>
       <w:pPr>
-        <w:pStyle w:val="BodyText"/>
-        <w:rPr>
-          <w:lang w:val="da-DK"/>
-        </w:rPr>
-      </w:pPr>
-    </w:p>
-    <w:p>
-      <w:pPr>
-        <w:pStyle w:val="Title"/>
-        <w:rPr>
-          <w:lang w:val="da-DK"/>
-        </w:rPr>
-      </w:pPr>
-      <w:proofErr w:type="spellStart"/>
-      <w:r>
-        <w:rPr>
-          <w:lang w:val="da-DK"/>
-        </w:rPr>
-        <w:lastRenderedPageBreak/>
-        <w:t>Answers</w:t>
-      </w:r>
-      <w:proofErr w:type="spellEnd"/>
-    </w:p>
-    <w:p>
-      <w:pPr>
         <w:pStyle w:val="Heading"/>
         <w:rPr>
           <w:b/>
@@ -541,14 +489,2521 @@
           <w:b/>
           <w:bCs/>
         </w:rPr>
-        <w:t>Answer</w:t>
+        <w:t>Question</w:t>
       </w:r>
       <w:r>
         <w:rPr>
           <w:b/>
           <w:bCs/>
         </w:rPr>
-        <w:t>: KS_what_we_know_esp32</w:t>
+        <w:t>: p04_KS5</w:t>
+      </w:r>
+    </w:p>
+    <w:p>
+      <w:pPr>
+        <w:pStyle w:val="BodyText"/>
+        <w:rPr>
+          <w:lang w:val="da-DK"/>
+        </w:rPr>
+      </w:pPr>
+      <w:r>
+        <w:rPr>
+          <w:lang w:val="da-DK"/>
+        </w:rPr>
+        <w:t>Lav et program som kan skrive en persons navn, alder og bmi ud. Du får følgende informationer: Navn, Alder, bmi, køn.</w:t>
+      </w:r>
+    </w:p>
+    <w:p>
+      <w:pPr>
+        <w:pStyle w:val="BodyText"/>
+        <w:numPr>
+          <w:ilvl w:val="0"/>
+          <w:numId w:val="11"/>
+        </w:numPr>
+        <w:rPr>
+          <w:lang w:val="da-DK"/>
+        </w:rPr>
+      </w:pPr>
+      <w:r>
+        <w:rPr>
+          <w:lang w:val="da-DK"/>
+        </w:rPr>
+        <w:t>I VS Code Åben en ny mappe lecture4</w:t>
+      </w:r>
+    </w:p>
+    <w:p>
+      <w:pPr>
+        <w:pStyle w:val="BodyText"/>
+        <w:numPr>
+          <w:ilvl w:val="0"/>
+          <w:numId w:val="11"/>
+        </w:numPr>
+        <w:rPr>
+          <w:lang w:val="da-DK"/>
+        </w:rPr>
+      </w:pPr>
+      <w:r>
+        <w:rPr>
+          <w:lang w:val="da-DK"/>
+        </w:rPr>
+        <w:t>lav en fil p04_ks5.c:</w:t>
+      </w:r>
+    </w:p>
+    <w:p>
+      <w:pPr>
+        <w:pStyle w:val="BodyText"/>
+        <w:numPr>
+          <w:ilvl w:val="1"/>
+          <w:numId w:val="11"/>
+        </w:numPr>
+        <w:rPr>
+          <w:lang w:val="da-DK"/>
+        </w:rPr>
+      </w:pPr>
+      <w:r>
+        <w:rPr>
+          <w:lang w:val="da-DK"/>
+        </w:rPr>
+        <w:lastRenderedPageBreak/>
+        <w:t xml:space="preserve">Definer variablerne her inde i </w:t>
+      </w:r>
+      <w:proofErr w:type="spellStart"/>
+      <w:proofErr w:type="gramStart"/>
+      <w:r>
+        <w:rPr>
+          <w:lang w:val="da-DK"/>
+        </w:rPr>
+        <w:t>main</w:t>
+      </w:r>
+      <w:proofErr w:type="spellEnd"/>
+      <w:r>
+        <w:rPr>
+          <w:lang w:val="da-DK"/>
+        </w:rPr>
+        <w:t>(</w:t>
+      </w:r>
+      <w:proofErr w:type="gramEnd"/>
+      <w:r>
+        <w:rPr>
+          <w:lang w:val="da-DK"/>
+        </w:rPr>
+        <w:t>):</w:t>
+      </w:r>
+    </w:p>
+    <w:p>
+      <w:pPr>
+        <w:pStyle w:val="BodyText"/>
+        <w:ind w:left="1418"/>
+        <w:rPr>
+          <w:lang w:val="da-DK"/>
+        </w:rPr>
+      </w:pPr>
+      <w:proofErr w:type="spellStart"/>
+      <w:r>
+        <w:rPr>
+          <w:lang w:val="da-DK"/>
+        </w:rPr>
+        <w:t>char</w:t>
+      </w:r>
+      <w:proofErr w:type="spellEnd"/>
+      <w:r>
+        <w:rPr>
+          <w:lang w:val="da-DK"/>
+        </w:rPr>
+        <w:t xml:space="preserve"> </w:t>
+      </w:r>
+      <w:proofErr w:type="spellStart"/>
+      <w:proofErr w:type="gramStart"/>
+      <w:r>
+        <w:rPr>
+          <w:lang w:val="da-DK"/>
+        </w:rPr>
+        <w:t>name</w:t>
+      </w:r>
+      <w:proofErr w:type="spellEnd"/>
+      <w:r>
+        <w:rPr>
+          <w:lang w:val="da-DK"/>
+        </w:rPr>
+        <w:t>[</w:t>
+      </w:r>
+      <w:proofErr w:type="gramEnd"/>
+      <w:r>
+        <w:rPr>
+          <w:lang w:val="da-DK"/>
+        </w:rPr>
+        <w:t>] = "Dit Navn";</w:t>
+      </w:r>
+    </w:p>
+    <w:p>
+      <w:pPr>
+        <w:pStyle w:val="BodyText"/>
+        <w:ind w:left="1418"/>
+        <w:rPr>
+          <w:lang w:val="da-DK"/>
+        </w:rPr>
+      </w:pPr>
+      <w:proofErr w:type="spellStart"/>
+      <w:r>
+        <w:rPr>
+          <w:lang w:val="da-DK"/>
+        </w:rPr>
+        <w:t>int</w:t>
+      </w:r>
+      <w:proofErr w:type="spellEnd"/>
+      <w:r>
+        <w:rPr>
+          <w:lang w:val="da-DK"/>
+        </w:rPr>
+        <w:t xml:space="preserve"> </w:t>
+      </w:r>
+      <w:proofErr w:type="spellStart"/>
+      <w:r>
+        <w:rPr>
+          <w:lang w:val="da-DK"/>
+        </w:rPr>
+        <w:t>gender</w:t>
+      </w:r>
+      <w:proofErr w:type="spellEnd"/>
+      <w:r>
+        <w:rPr>
+          <w:lang w:val="da-DK"/>
+        </w:rPr>
+        <w:t xml:space="preserve"> = 'F</w:t>
+      </w:r>
+      <w:proofErr w:type="gramStart"/>
+      <w:r>
+        <w:rPr>
+          <w:lang w:val="da-DK"/>
+        </w:rPr>
+        <w:t xml:space="preserve">' </w:t>
+      </w:r>
+      <w:r>
+        <w:rPr>
+          <w:lang w:val="da-DK"/>
+        </w:rPr>
+        <w:t xml:space="preserve"> eller</w:t>
+      </w:r>
+      <w:proofErr w:type="gramEnd"/>
+      <w:r>
+        <w:rPr>
+          <w:lang w:val="da-DK"/>
+        </w:rPr>
+        <w:t xml:space="preserve"> </w:t>
+      </w:r>
+      <w:r>
+        <w:rPr>
+          <w:lang w:val="da-DK"/>
+        </w:rPr>
+        <w:t xml:space="preserve"> 'M</w:t>
+      </w:r>
+      <w:proofErr w:type="gramStart"/>
+      <w:r>
+        <w:rPr>
+          <w:lang w:val="da-DK"/>
+        </w:rPr>
+        <w:t>';</w:t>
+      </w:r>
+      <w:r>
+        <w:rPr>
+          <w:lang w:val="da-DK"/>
+        </w:rPr>
+        <w:t xml:space="preserve">  /</w:t>
+      </w:r>
+      <w:proofErr w:type="gramEnd"/>
+      <w:r>
+        <w:rPr>
+          <w:lang w:val="da-DK"/>
+        </w:rPr>
+        <w:t>/ Man skal altså vælge en af dem</w:t>
+      </w:r>
+    </w:p>
+    <w:p>
+      <w:pPr>
+        <w:pStyle w:val="BodyText"/>
+        <w:ind w:left="1418"/>
+        <w:rPr>
+          <w:lang w:val="da-DK"/>
+        </w:rPr>
+      </w:pPr>
+      <w:proofErr w:type="spellStart"/>
+      <w:r>
+        <w:rPr>
+          <w:lang w:val="da-DK"/>
+        </w:rPr>
+        <w:t>int</w:t>
+      </w:r>
+      <w:proofErr w:type="spellEnd"/>
+      <w:r>
+        <w:rPr>
+          <w:lang w:val="da-DK"/>
+        </w:rPr>
+        <w:t xml:space="preserve"> age = #</w:t>
+      </w:r>
+      <w:proofErr w:type="gramStart"/>
+      <w:r>
+        <w:rPr>
+          <w:lang w:val="da-DK"/>
+        </w:rPr>
+        <w:t xml:space="preserve">dinalder; </w:t>
+      </w:r>
+      <w:r>
+        <w:rPr>
+          <w:lang w:val="da-DK"/>
+        </w:rPr>
+        <w:t xml:space="preserve"> /</w:t>
+      </w:r>
+      <w:proofErr w:type="gramEnd"/>
+      <w:r>
+        <w:rPr>
+          <w:lang w:val="da-DK"/>
+        </w:rPr>
+        <w:t>/ skriv d</w:t>
+      </w:r>
+      <w:r>
+        <w:rPr>
+          <w:lang w:val="da-DK"/>
+        </w:rPr>
+        <w:t>in alder</w:t>
+      </w:r>
+    </w:p>
+    <w:p>
+      <w:pPr>
+        <w:pStyle w:val="BodyText"/>
+        <w:ind w:left="1418"/>
+      </w:pPr>
+      <w:r>
+        <w:t xml:space="preserve">float </w:t>
+      </w:r>
+      <w:proofErr w:type="spellStart"/>
+      <w:proofErr w:type="gramStart"/>
+      <w:r>
+        <w:t>bmi</w:t>
+      </w:r>
+      <w:proofErr w:type="spellEnd"/>
+      <w:r>
+        <w:t>;</w:t>
+      </w:r>
+      <w:proofErr w:type="gramEnd"/>
+    </w:p>
+    <w:p>
+      <w:pPr>
+        <w:pStyle w:val="BodyText"/>
+        <w:numPr>
+          <w:ilvl w:val="1"/>
+          <w:numId w:val="11"/>
+        </w:numPr>
+        <w:rPr>
+          <w:lang w:val="da-DK"/>
+        </w:rPr>
+      </w:pPr>
+      <w:r>
+        <w:rPr>
+          <w:lang w:val="da-DK"/>
+        </w:rPr>
+        <w:t>print personens navn og alder, og bmi til terminalen (</w:t>
+      </w:r>
+      <w:proofErr w:type="gramStart"/>
+      <w:r>
+        <w:rPr>
+          <w:lang w:val="da-DK"/>
+        </w:rPr>
+        <w:t>Hint</w:t>
+      </w:r>
+      <w:proofErr w:type="gramEnd"/>
+      <w:r>
+        <w:rPr>
+          <w:lang w:val="da-DK"/>
+        </w:rPr>
+        <w:t xml:space="preserve">: </w:t>
+      </w:r>
+      <w:proofErr w:type="spellStart"/>
+      <w:r>
+        <w:rPr>
+          <w:lang w:val="da-DK"/>
+        </w:rPr>
+        <w:t>string</w:t>
+      </w:r>
+      <w:proofErr w:type="spellEnd"/>
+      <w:r>
+        <w:rPr>
+          <w:lang w:val="da-DK"/>
+        </w:rPr>
+        <w:t xml:space="preserve">, </w:t>
+      </w:r>
+      <w:proofErr w:type="spellStart"/>
+      <w:r>
+        <w:rPr>
+          <w:lang w:val="da-DK"/>
+        </w:rPr>
+        <w:t>integer</w:t>
+      </w:r>
+      <w:proofErr w:type="spellEnd"/>
+      <w:r>
+        <w:rPr>
+          <w:lang w:val="da-DK"/>
+        </w:rPr>
+        <w:t xml:space="preserve">, </w:t>
+      </w:r>
+      <w:proofErr w:type="spellStart"/>
+      <w:r>
+        <w:rPr>
+          <w:lang w:val="da-DK"/>
+        </w:rPr>
+        <w:t>float</w:t>
+      </w:r>
+      <w:proofErr w:type="spellEnd"/>
+      <w:r>
+        <w:rPr>
+          <w:lang w:val="da-DK"/>
+        </w:rPr>
+        <w:t xml:space="preserve"> i </w:t>
+      </w:r>
+      <w:proofErr w:type="spellStart"/>
+      <w:r>
+        <w:rPr>
+          <w:lang w:val="da-DK"/>
+        </w:rPr>
+        <w:t>printf</w:t>
+      </w:r>
+      <w:proofErr w:type="spellEnd"/>
+      <w:r>
+        <w:rPr>
+          <w:lang w:val="da-DK"/>
+        </w:rPr>
+        <w:t xml:space="preserve">? </w:t>
+      </w:r>
+      <w:proofErr w:type="gramStart"/>
+      <w:r>
+        <w:rPr>
+          <w:lang w:val="da-DK"/>
+        </w:rPr>
+        <w:t>Hint</w:t>
+      </w:r>
+      <w:proofErr w:type="gramEnd"/>
+      <w:r>
+        <w:rPr>
+          <w:lang w:val="da-DK"/>
+        </w:rPr>
+        <w:t xml:space="preserve"> 1)</w:t>
+      </w:r>
+    </w:p>
+    <w:p>
+      <w:pPr>
+        <w:pStyle w:val="BodyText"/>
+        <w:numPr>
+          <w:ilvl w:val="1"/>
+          <w:numId w:val="11"/>
+        </w:numPr>
+        <w:rPr>
+          <w:lang w:val="da-DK"/>
+        </w:rPr>
+      </w:pPr>
+      <w:r>
+        <w:rPr>
+          <w:lang w:val="da-DK"/>
+        </w:rPr>
+        <w:t xml:space="preserve">print </w:t>
+      </w:r>
+      <w:proofErr w:type="gramStart"/>
+      <w:r>
+        <w:rPr>
+          <w:lang w:val="da-DK"/>
+        </w:rPr>
+        <w:t xml:space="preserve">enten </w:t>
+      </w:r>
+      <w:r>
+        <w:rPr>
+          <w:highlight w:val="yellow"/>
+          <w:lang w:val="da-DK"/>
+        </w:rPr>
+        <w:t>,</w:t>
+      </w:r>
+      <w:proofErr w:type="gramEnd"/>
+      <w:r>
+        <w:rPr>
+          <w:highlight w:val="yellow"/>
+          <w:lang w:val="da-DK"/>
+        </w:rPr>
+        <w:t xml:space="preserve"> male, </w:t>
+      </w:r>
+      <w:proofErr w:type="spellStart"/>
+      <w:r>
+        <w:rPr>
+          <w:highlight w:val="yellow"/>
+          <w:lang w:val="da-DK"/>
+        </w:rPr>
+        <w:t>meaning</w:t>
+      </w:r>
+      <w:proofErr w:type="spellEnd"/>
+      <w:r>
+        <w:rPr>
+          <w:highlight w:val="yellow"/>
+          <w:lang w:val="da-DK"/>
+        </w:rPr>
+        <w:t xml:space="preserve"> he </w:t>
+      </w:r>
+      <w:proofErr w:type="gramStart"/>
+      <w:r>
+        <w:rPr>
+          <w:highlight w:val="yellow"/>
+          <w:lang w:val="da-DK"/>
+        </w:rPr>
+        <w:t xml:space="preserve">is </w:t>
+      </w:r>
+      <w:r>
+        <w:rPr>
+          <w:lang w:val="da-DK"/>
+        </w:rPr>
+        <w:t xml:space="preserve"> eller</w:t>
+      </w:r>
+      <w:proofErr w:type="gramEnd"/>
+      <w:r>
+        <w:rPr>
+          <w:lang w:val="da-DK"/>
+        </w:rPr>
+        <w:t xml:space="preserve"> </w:t>
+      </w:r>
+      <w:r>
+        <w:rPr>
+          <w:highlight w:val="yellow"/>
+          <w:lang w:val="da-DK"/>
+        </w:rPr>
+        <w:t xml:space="preserve">, </w:t>
+      </w:r>
+      <w:proofErr w:type="spellStart"/>
+      <w:r>
+        <w:rPr>
+          <w:highlight w:val="yellow"/>
+          <w:lang w:val="da-DK"/>
+        </w:rPr>
+        <w:t>female</w:t>
+      </w:r>
+      <w:proofErr w:type="spellEnd"/>
+      <w:r>
+        <w:rPr>
+          <w:highlight w:val="yellow"/>
+          <w:lang w:val="da-DK"/>
+        </w:rPr>
+        <w:t xml:space="preserve">, </w:t>
+      </w:r>
+      <w:proofErr w:type="spellStart"/>
+      <w:r>
+        <w:rPr>
+          <w:highlight w:val="yellow"/>
+          <w:lang w:val="da-DK"/>
+        </w:rPr>
+        <w:t>meaning</w:t>
+      </w:r>
+      <w:proofErr w:type="spellEnd"/>
+      <w:r>
+        <w:rPr>
+          <w:highlight w:val="yellow"/>
+          <w:lang w:val="da-DK"/>
+        </w:rPr>
+        <w:t xml:space="preserve"> </w:t>
+      </w:r>
+      <w:proofErr w:type="spellStart"/>
+      <w:r>
+        <w:rPr>
+          <w:highlight w:val="yellow"/>
+          <w:lang w:val="da-DK"/>
+        </w:rPr>
+        <w:t>she</w:t>
+      </w:r>
+      <w:proofErr w:type="spellEnd"/>
+      <w:r>
+        <w:rPr>
+          <w:highlight w:val="yellow"/>
+          <w:lang w:val="da-DK"/>
+        </w:rPr>
+        <w:t xml:space="preserve"> </w:t>
+      </w:r>
+      <w:proofErr w:type="gramStart"/>
+      <w:r>
+        <w:rPr>
+          <w:highlight w:val="yellow"/>
+          <w:lang w:val="da-DK"/>
+        </w:rPr>
+        <w:t xml:space="preserve">is </w:t>
+      </w:r>
+      <w:r>
+        <w:rPr>
+          <w:lang w:val="da-DK"/>
+        </w:rPr>
+        <w:t xml:space="preserve"> alt</w:t>
+      </w:r>
+      <w:proofErr w:type="gramEnd"/>
+      <w:r>
+        <w:rPr>
+          <w:lang w:val="da-DK"/>
+        </w:rPr>
+        <w:t xml:space="preserve"> efter din </w:t>
+      </w:r>
+      <w:proofErr w:type="spellStart"/>
+      <w:r>
+        <w:rPr>
+          <w:lang w:val="da-DK"/>
+        </w:rPr>
+        <w:t>gender</w:t>
+      </w:r>
+      <w:proofErr w:type="spellEnd"/>
+      <w:r>
+        <w:rPr>
+          <w:lang w:val="da-DK"/>
+        </w:rPr>
+        <w:t xml:space="preserve"> variabel.</w:t>
+      </w:r>
+    </w:p>
+    <w:p>
+      <w:pPr>
+        <w:pStyle w:val="BodyText"/>
+        <w:numPr>
+          <w:ilvl w:val="2"/>
+          <w:numId w:val="11"/>
+        </w:numPr>
+        <w:rPr>
+          <w:lang w:val="da-DK"/>
+        </w:rPr>
+      </w:pPr>
+      <w:r>
+        <w:rPr>
+          <w:lang w:val="da-DK"/>
+        </w:rPr>
+        <w:t xml:space="preserve">Overvej hvilken type kontrol struktur vil være egnet til enten at skrive </w:t>
+      </w:r>
+      <w:r>
+        <w:rPr>
+          <w:highlight w:val="yellow"/>
+          <w:lang w:val="da-DK"/>
+        </w:rPr>
+        <w:t>he</w:t>
+      </w:r>
+      <w:r>
+        <w:rPr>
+          <w:lang w:val="da-DK"/>
+        </w:rPr>
+        <w:t xml:space="preserve"> elle </w:t>
+      </w:r>
+      <w:proofErr w:type="spellStart"/>
+      <w:r>
+        <w:rPr>
+          <w:highlight w:val="yellow"/>
+          <w:lang w:val="da-DK"/>
+        </w:rPr>
+        <w:t>she</w:t>
+      </w:r>
+      <w:proofErr w:type="spellEnd"/>
+      <w:r>
+        <w:rPr>
+          <w:lang w:val="da-DK"/>
+        </w:rPr>
+        <w:t xml:space="preserve"> (</w:t>
+      </w:r>
+      <w:proofErr w:type="gramStart"/>
+      <w:r>
+        <w:rPr>
+          <w:lang w:val="da-DK"/>
+        </w:rPr>
+        <w:t>Hint</w:t>
+      </w:r>
+      <w:proofErr w:type="gramEnd"/>
+      <w:r>
+        <w:rPr>
+          <w:lang w:val="da-DK"/>
+        </w:rPr>
+        <w:t xml:space="preserve"> 2)</w:t>
+      </w:r>
+    </w:p>
+    <w:p>
+      <w:pPr>
+        <w:pStyle w:val="BodyText"/>
+        <w:numPr>
+          <w:ilvl w:val="2"/>
+          <w:numId w:val="11"/>
+        </w:numPr>
+        <w:rPr>
+          <w:lang w:val="da-DK"/>
+        </w:rPr>
+      </w:pPr>
+      <w:r>
+        <w:rPr>
+          <w:lang w:val="da-DK"/>
+        </w:rPr>
+        <w:t>Overvej hvad der sker hvis man sætter køn til enten 'f'/'F'</w:t>
+      </w:r>
+    </w:p>
+    <w:p>
+      <w:pPr>
+        <w:pStyle w:val="BodyText"/>
+        <w:numPr>
+          <w:ilvl w:val="0"/>
+          <w:numId w:val="11"/>
+        </w:numPr>
+      </w:pPr>
+      <w:r>
+        <w:rPr>
+          <w:lang w:val="da-DK"/>
+        </w:rPr>
+        <w:t>print "</w:t>
+      </w:r>
+      <w:proofErr w:type="spellStart"/>
+      <w:r>
+        <w:rPr>
+          <w:lang w:val="da-DK"/>
+        </w:rPr>
+        <w:t>Underweight</w:t>
+      </w:r>
+      <w:proofErr w:type="spellEnd"/>
+      <w:r>
+        <w:rPr>
+          <w:lang w:val="da-DK"/>
+        </w:rPr>
+        <w:t>" / ... / "</w:t>
+      </w:r>
+      <w:proofErr w:type="spellStart"/>
+      <w:r>
+        <w:rPr>
+          <w:lang w:val="da-DK"/>
+        </w:rPr>
+        <w:t>Obese</w:t>
+      </w:r>
+      <w:proofErr w:type="spellEnd"/>
+      <w:r>
+        <w:rPr>
+          <w:lang w:val="da-DK"/>
+        </w:rPr>
+        <w:t>" alt efter bmi</w:t>
+      </w:r>
+    </w:p>
+    <w:tbl>
+      <w:tblPr>
+        <w:tblStyle w:val="TableGrid"/>
+        <w:tblW w:w="0" w:type="auto"/>
+        <w:jc w:val="center"/>
+        <w:tblLook w:val="04A0" w:firstRow="1" w:lastRow="0" w:firstColumn="1" w:lastColumn="0" w:noHBand="0" w:noVBand="1"/>
+      </w:tblPr>
+      <w:tblGrid>
+        <w:gridCol w:w="4981"/>
+      </w:tblGrid>
+      <w:tr>
+        <w:trPr>
+          <w:jc w:val="center"/>
+        </w:trPr>
+        <w:tc>
+          <w:tcPr>
+            <w:tcW w:w="4981" w:type="dxa"/>
+          </w:tcPr>
+          <w:p>
+            <w:pPr>
+              <w:pStyle w:val="BodyText"/>
+              <w:numPr>
+                <w:ilvl w:val="0"/>
+                <w:numId w:val="13"/>
+              </w:numPr>
+              <w:rPr>
+                <w:color w:val="EE0000"/>
+                <w:lang w:val="da-DK"/>
+              </w:rPr>
+            </w:pPr>
+            <w:r>
+              <w:rPr>
+                <w:i/>
+                <w:iCs/>
+                <w:color w:val="EE0000"/>
+              </w:rPr>
+              <w:t>BMI below 18.5 = Underweight</w:t>
+            </w:r>
+          </w:p>
+          <w:p>
+            <w:pPr>
+              <w:pStyle w:val="BodyText"/>
+              <w:numPr>
+                <w:ilvl w:val="0"/>
+                <w:numId w:val="13"/>
+              </w:numPr>
+              <w:rPr>
+                <w:color w:val="EE0000"/>
+                <w:lang w:val="da-DK"/>
+              </w:rPr>
+            </w:pPr>
+            <w:r>
+              <w:rPr>
+                <w:i/>
+                <w:iCs/>
+                <w:color w:val="EE0000"/>
+              </w:rPr>
+              <w:t>BMI 18.5 to 24.9 = Normal weight</w:t>
+            </w:r>
+          </w:p>
+          <w:p>
+            <w:pPr>
+              <w:pStyle w:val="BodyText"/>
+              <w:numPr>
+                <w:ilvl w:val="0"/>
+                <w:numId w:val="13"/>
+              </w:numPr>
+              <w:rPr>
+                <w:color w:val="EE0000"/>
+                <w:lang w:val="da-DK"/>
+              </w:rPr>
+            </w:pPr>
+            <w:r>
+              <w:rPr>
+                <w:i/>
+                <w:iCs/>
+                <w:color w:val="EE0000"/>
+              </w:rPr>
+              <w:t>BMI 25.0 to 29.9 = Overweight</w:t>
+            </w:r>
+          </w:p>
+          <w:p>
+            <w:pPr>
+              <w:pStyle w:val="BodyText"/>
+              <w:numPr>
+                <w:ilvl w:val="0"/>
+                <w:numId w:val="13"/>
+              </w:numPr>
+              <w:rPr>
+                <w:color w:val="EE0000"/>
+                <w:lang w:val="da-DK"/>
+              </w:rPr>
+            </w:pPr>
+            <w:r>
+              <w:rPr>
+                <w:i/>
+                <w:iCs/>
+                <w:color w:val="EE0000"/>
+              </w:rPr>
+              <w:t>BMI 30.0 and higher = Obese</w:t>
+            </w:r>
+          </w:p>
+          <w:p>
+            <w:pPr>
+              <w:pStyle w:val="BodyText"/>
+              <w:rPr>
+                <w:color w:val="EE0000"/>
+              </w:rPr>
+            </w:pPr>
+          </w:p>
+        </w:tc>
+      </w:tr>
+    </w:tbl>
+    <w:p>
+      <w:pPr>
+        <w:pStyle w:val="BodyText"/>
+        <w:numPr>
+          <w:ilvl w:val="1"/>
+          <w:numId w:val="14"/>
+        </w:numPr>
+        <w:rPr>
+          <w:color w:val="7F7F7F" w:themeColor="text1" w:themeTint="80"/>
+          <w:lang w:val="da-DK"/>
+        </w:rPr>
+      </w:pPr>
+      <w:r>
+        <w:rPr>
+          <w:color w:val="7F7F7F" w:themeColor="text1" w:themeTint="80"/>
+          <w:lang w:val="da-DK"/>
+        </w:rPr>
+        <w:t>Brug de korrekte kontrol-strukturer, så</w:t>
+      </w:r>
+    </w:p>
+    <w:p>
+      <w:pPr>
+        <w:pStyle w:val="BodyText"/>
+        <w:numPr>
+          <w:ilvl w:val="1"/>
+          <w:numId w:val="14"/>
+        </w:numPr>
+        <w:rPr>
+          <w:color w:val="7F7F7F" w:themeColor="text1" w:themeTint="80"/>
+          <w:lang w:val="da-DK"/>
+        </w:rPr>
+      </w:pPr>
+      <w:r>
+        <w:rPr>
+          <w:color w:val="7F7F7F" w:themeColor="text1" w:themeTint="80"/>
+          <w:lang w:val="da-DK"/>
+        </w:rPr>
+        <w:t>Kelly, 13 år, 'F', bmi 23, output er:</w:t>
+      </w:r>
+    </w:p>
+    <w:p>
+      <w:pPr>
+        <w:pStyle w:val="BodyText"/>
+        <w:ind w:left="709" w:firstLine="709"/>
+        <w:rPr>
+          <w:color w:val="7F7F7F" w:themeColor="text1" w:themeTint="80"/>
+        </w:rPr>
+      </w:pPr>
+      <w:r>
+        <w:rPr>
+          <w:color w:val="7F7F7F" w:themeColor="text1" w:themeTint="80"/>
+        </w:rPr>
+        <w:t xml:space="preserve">$ Kelly, age </w:t>
+      </w:r>
+      <w:proofErr w:type="gramStart"/>
+      <w:r>
+        <w:rPr>
+          <w:color w:val="7F7F7F" w:themeColor="text1" w:themeTint="80"/>
+        </w:rPr>
+        <w:t>13,  has</w:t>
+      </w:r>
+      <w:proofErr w:type="gramEnd"/>
+      <w:r>
+        <w:rPr>
+          <w:color w:val="7F7F7F" w:themeColor="text1" w:themeTint="80"/>
+        </w:rPr>
+        <w:t xml:space="preserve"> a </w:t>
+      </w:r>
+      <w:proofErr w:type="spellStart"/>
+      <w:r>
+        <w:rPr>
+          <w:color w:val="7F7F7F" w:themeColor="text1" w:themeTint="80"/>
+        </w:rPr>
+        <w:t>bmi</w:t>
+      </w:r>
+      <w:proofErr w:type="spellEnd"/>
+      <w:r>
+        <w:rPr>
+          <w:color w:val="7F7F7F" w:themeColor="text1" w:themeTint="80"/>
+        </w:rPr>
+        <w:t xml:space="preserve"> of 23.</w:t>
+      </w:r>
+    </w:p>
+    <w:p>
+      <w:pPr>
+        <w:pStyle w:val="BodyText"/>
+        <w:numPr>
+          <w:ilvl w:val="1"/>
+          <w:numId w:val="15"/>
+        </w:numPr>
+        <w:rPr>
+          <w:color w:val="7F7F7F" w:themeColor="text1" w:themeTint="80"/>
+          <w:lang w:val="da-DK"/>
+        </w:rPr>
+      </w:pPr>
+      <w:r>
+        <w:rPr>
+          <w:color w:val="7F7F7F" w:themeColor="text1" w:themeTint="80"/>
+          <w:lang w:val="da-DK"/>
+        </w:rPr>
+        <w:t>Mogens, 45 år, 'M', bmi 45, output er:</w:t>
+      </w:r>
+    </w:p>
+    <w:p>
+      <w:pPr>
+        <w:pStyle w:val="BodyText"/>
+        <w:ind w:left="709" w:firstLine="709"/>
+        <w:rPr>
+          <w:color w:val="7F7F7F" w:themeColor="text1" w:themeTint="80"/>
+        </w:rPr>
+      </w:pPr>
+      <w:r>
+        <w:rPr>
+          <w:color w:val="7F7F7F" w:themeColor="text1" w:themeTint="80"/>
+        </w:rPr>
+        <w:t xml:space="preserve">$ Mogens, age 45, has a </w:t>
+      </w:r>
+      <w:proofErr w:type="spellStart"/>
+      <w:r>
+        <w:rPr>
+          <w:color w:val="7F7F7F" w:themeColor="text1" w:themeTint="80"/>
+        </w:rPr>
+        <w:t>bmi</w:t>
+      </w:r>
+      <w:proofErr w:type="spellEnd"/>
+      <w:r>
+        <w:rPr>
+          <w:color w:val="7F7F7F" w:themeColor="text1" w:themeTint="80"/>
+        </w:rPr>
+        <w:t xml:space="preserve"> of 31.</w:t>
+      </w:r>
+    </w:p>
+    <w:p>
+      <w:pPr>
+        <w:pStyle w:val="BodyText"/>
+        <w:ind w:left="1800"/>
+        <w:rPr>
+          <w:color w:val="7F7F7F" w:themeColor="text1" w:themeTint="80"/>
+          <w:lang w:val="da-DK"/>
+        </w:rPr>
+      </w:pPr>
+      <w:proofErr w:type="gramStart"/>
+      <w:r>
+        <w:rPr>
+          <w:color w:val="7F7F7F" w:themeColor="text1" w:themeTint="80"/>
+          <w:lang w:val="da-DK"/>
+        </w:rPr>
+        <w:t>Hint</w:t>
+      </w:r>
+      <w:proofErr w:type="gramEnd"/>
+      <w:r>
+        <w:rPr>
+          <w:color w:val="7F7F7F" w:themeColor="text1" w:themeTint="80"/>
+          <w:lang w:val="da-DK"/>
+        </w:rPr>
+        <w:t xml:space="preserve"> 1: </w:t>
+      </w:r>
+      <w:hyperlink r:id="rId7" w:history="1">
+        <w:r>
+          <w:rPr>
+            <w:rStyle w:val="Hyperlink"/>
+            <w:color w:val="7F7F7F" w:themeColor="text1" w:themeTint="80"/>
+            <w:lang w:val="da-DK"/>
+          </w:rPr>
+          <w:t>https://manual.cs50.io/</w:t>
+        </w:r>
+      </w:hyperlink>
+      <w:r>
+        <w:rPr>
+          <w:color w:val="7F7F7F" w:themeColor="text1" w:themeTint="80"/>
+          <w:lang w:val="da-DK"/>
+        </w:rPr>
+        <w:t xml:space="preserve"> </w:t>
+      </w:r>
+    </w:p>
+    <w:p>
+      <w:pPr>
+        <w:pStyle w:val="BodyText"/>
+        <w:ind w:left="1800"/>
+        <w:rPr>
+          <w:color w:val="7F7F7F" w:themeColor="text1" w:themeTint="80"/>
+          <w:lang w:val="da-DK"/>
+        </w:rPr>
+      </w:pPr>
+      <w:proofErr w:type="gramStart"/>
+      <w:r>
+        <w:rPr>
+          <w:color w:val="7F7F7F" w:themeColor="text1" w:themeTint="80"/>
+          <w:lang w:val="da-DK"/>
+        </w:rPr>
+        <w:t>Hint</w:t>
+      </w:r>
+      <w:proofErr w:type="gramEnd"/>
+      <w:r>
+        <w:rPr>
+          <w:color w:val="7F7F7F" w:themeColor="text1" w:themeTint="80"/>
+          <w:lang w:val="da-DK"/>
+        </w:rPr>
+        <w:t xml:space="preserve"> 2: </w:t>
+      </w:r>
+      <w:hyperlink r:id="rId8" w:history="1">
+        <w:r>
+          <w:rPr>
+            <w:rStyle w:val="Hyperlink"/>
+            <w:color w:val="7F7F7F" w:themeColor="text1" w:themeTint="80"/>
+            <w:lang w:val="da-DK"/>
+          </w:rPr>
+          <w:t>https://www.gnu.org/software/gnu-c-manual/gnu-c-manual.html#Statements</w:t>
+        </w:r>
+      </w:hyperlink>
+      <w:r>
+        <w:rPr>
+          <w:color w:val="7F7F7F" w:themeColor="text1" w:themeTint="80"/>
+          <w:lang w:val="da-DK"/>
+        </w:rPr>
+        <w:t xml:space="preserve"> </w:t>
+      </w:r>
+    </w:p>
+    <w:p>
+      <w:pPr>
+        <w:pStyle w:val="Heading"/>
+        <w:rPr>
+          <w:b/>
+          <w:bCs/>
+        </w:rPr>
+      </w:pPr>
+      <w:r>
+        <w:rPr>
+          <w:b/>
+          <w:bCs/>
+        </w:rPr>
+        <w:t xml:space="preserve">Question: </w:t>
+      </w:r>
+      <w:proofErr w:type="spellStart"/>
+      <w:r>
+        <w:rPr>
+          <w:b/>
+          <w:bCs/>
+        </w:rPr>
+        <w:t>Opgave</w:t>
+      </w:r>
+      <w:proofErr w:type="spellEnd"/>
+      <w:r>
+        <w:rPr>
+          <w:b/>
+          <w:bCs/>
+        </w:rPr>
+        <w:t>: p04_KS6</w:t>
+      </w:r>
+    </w:p>
+    <w:p>
+      <w:pPr>
+        <w:pStyle w:val="NormalWeb"/>
+        <w:spacing w:beforeAutospacing="0" w:after="0" w:afterAutospacing="0" w:line="288" w:lineRule="auto"/>
+        <w:ind w:left="533"/>
+      </w:pPr>
+      <w:r>
+        <w:rPr>
+          <w:rFonts w:ascii="Consolas" w:eastAsia="+mn-ea" w:hAnsi="Consolas" w:cs="+mn-cs"/>
+          <w:color w:val="211A52"/>
+          <w:kern w:val="24"/>
+        </w:rPr>
+        <w:t xml:space="preserve">Lav et program som kan skrive en persons navn, alder og bmi ud. Du får følgende informationer: Navn, Køn, Alder, </w:t>
+      </w:r>
+      <w:proofErr w:type="spellStart"/>
+      <w:r>
+        <w:rPr>
+          <w:rFonts w:ascii="Consolas" w:eastAsia="+mn-ea" w:hAnsi="Consolas" w:cs="+mn-cs"/>
+          <w:color w:val="211A52"/>
+          <w:kern w:val="24"/>
+        </w:rPr>
+        <w:t>Height</w:t>
+      </w:r>
+      <w:proofErr w:type="spellEnd"/>
+      <w:r>
+        <w:rPr>
+          <w:rFonts w:ascii="Consolas" w:eastAsia="+mn-ea" w:hAnsi="Consolas" w:cs="+mn-cs"/>
+          <w:color w:val="211A52"/>
+          <w:kern w:val="24"/>
+        </w:rPr>
+        <w:t xml:space="preserve">, </w:t>
+      </w:r>
+      <w:proofErr w:type="spellStart"/>
+      <w:r>
+        <w:rPr>
+          <w:rFonts w:ascii="Consolas" w:eastAsia="+mn-ea" w:hAnsi="Consolas" w:cs="+mn-cs"/>
+          <w:color w:val="211A52"/>
+          <w:kern w:val="24"/>
+        </w:rPr>
+        <w:t>Weight</w:t>
+      </w:r>
+      <w:proofErr w:type="spellEnd"/>
+    </w:p>
+    <w:p>
+      <w:pPr>
+        <w:pStyle w:val="NormalWeb"/>
+        <w:spacing w:beforeAutospacing="0" w:after="0" w:afterAutospacing="0" w:line="288" w:lineRule="auto"/>
+        <w:ind w:left="533"/>
+      </w:pPr>
+      <w:r>
+        <w:rPr>
+          <w:rFonts w:ascii="Consolas" w:eastAsia="+mn-ea" w:hAnsi="Consolas" w:cs="+mn-cs"/>
+          <w:b/>
+          <w:bCs/>
+          <w:color w:val="211A52"/>
+          <w:kern w:val="24"/>
+          <w:u w:val="single"/>
+        </w:rPr>
+        <w:t>I VS Code</w:t>
+      </w:r>
+    </w:p>
+    <w:p>
+      <w:pPr>
+        <w:pStyle w:val="ListParagraph"/>
+        <w:numPr>
+          <w:ilvl w:val="1"/>
+          <w:numId w:val="17"/>
+        </w:numPr>
+        <w:spacing w:line="288" w:lineRule="auto"/>
+      </w:pPr>
+      <w:r>
+        <w:rPr>
+          <w:rFonts w:ascii="Consolas" w:eastAsia="+mn-ea" w:hAnsi="Consolas" w:cs="+mn-cs"/>
+          <w:color w:val="211A52"/>
+          <w:kern w:val="24"/>
+        </w:rPr>
+        <w:t xml:space="preserve">Lav en p04_ks6.c fil med din </w:t>
+      </w:r>
+      <w:proofErr w:type="spellStart"/>
+      <w:proofErr w:type="gramStart"/>
+      <w:r>
+        <w:rPr>
+          <w:rFonts w:ascii="Consolas" w:eastAsia="+mn-ea" w:hAnsi="Consolas" w:cs="+mn-cs"/>
+          <w:color w:val="211A52"/>
+          <w:kern w:val="24"/>
+        </w:rPr>
+        <w:t>main</w:t>
+      </w:r>
+      <w:proofErr w:type="spellEnd"/>
+      <w:r>
+        <w:rPr>
+          <w:rFonts w:ascii="Consolas" w:eastAsia="+mn-ea" w:hAnsi="Consolas" w:cs="+mn-cs"/>
+          <w:color w:val="211A52"/>
+          <w:kern w:val="24"/>
+        </w:rPr>
+        <w:t>(</w:t>
+      </w:r>
+      <w:proofErr w:type="gramEnd"/>
+      <w:r>
+        <w:rPr>
+          <w:rFonts w:ascii="Consolas" w:eastAsia="+mn-ea" w:hAnsi="Consolas" w:cs="+mn-cs"/>
+          <w:color w:val="211A52"/>
+          <w:kern w:val="24"/>
+        </w:rPr>
+        <w:t>) funktion</w:t>
+      </w:r>
+    </w:p>
+    <w:p>
+      <w:pPr>
+        <w:pStyle w:val="ListParagraph"/>
+        <w:numPr>
+          <w:ilvl w:val="1"/>
+          <w:numId w:val="17"/>
+        </w:numPr>
+        <w:spacing w:line="288" w:lineRule="auto"/>
+      </w:pPr>
+      <w:r>
+        <w:rPr>
+          <w:rFonts w:ascii="Consolas" w:eastAsia="+mn-ea" w:hAnsi="Consolas" w:cs="+mn-cs"/>
+          <w:color w:val="211A52"/>
+          <w:kern w:val="24"/>
+        </w:rPr>
+        <w:t xml:space="preserve">Definer variablerne her inde i </w:t>
+      </w:r>
+      <w:proofErr w:type="spellStart"/>
+      <w:proofErr w:type="gramStart"/>
+      <w:r>
+        <w:rPr>
+          <w:rFonts w:ascii="Consolas" w:eastAsia="+mn-ea" w:hAnsi="Consolas" w:cs="+mn-cs"/>
+          <w:color w:val="211A52"/>
+          <w:kern w:val="24"/>
+        </w:rPr>
+        <w:t>main</w:t>
+      </w:r>
+      <w:proofErr w:type="spellEnd"/>
+      <w:r>
+        <w:rPr>
+          <w:rFonts w:ascii="Consolas" w:eastAsia="+mn-ea" w:hAnsi="Consolas" w:cs="+mn-cs"/>
+          <w:color w:val="211A52"/>
+          <w:kern w:val="24"/>
+        </w:rPr>
+        <w:t>(</w:t>
+      </w:r>
+      <w:proofErr w:type="gramEnd"/>
+      <w:r>
+        <w:rPr>
+          <w:rFonts w:ascii="Consolas" w:eastAsia="+mn-ea" w:hAnsi="Consolas" w:cs="+mn-cs"/>
+          <w:color w:val="211A52"/>
+          <w:kern w:val="24"/>
+        </w:rPr>
+        <w:t>):</w:t>
+      </w:r>
+    </w:p>
+    <w:p>
+      <w:pPr>
+        <w:pStyle w:val="NormalWeb"/>
+        <w:tabs>
+          <w:tab w:val="left" w:pos="1415"/>
+        </w:tabs>
+        <w:spacing w:beforeAutospacing="0" w:after="0" w:afterAutospacing="0" w:line="288" w:lineRule="auto"/>
+        <w:ind w:left="1418"/>
+      </w:pPr>
+      <w:proofErr w:type="spellStart"/>
+      <w:r>
+        <w:rPr>
+          <w:rFonts w:ascii="Consolas" w:eastAsia="+mn-ea" w:hAnsi="Consolas" w:cs="+mn-cs"/>
+          <w:color w:val="211A52"/>
+          <w:kern w:val="24"/>
+          <w:sz w:val="22"/>
+          <w:szCs w:val="22"/>
+        </w:rPr>
+        <w:lastRenderedPageBreak/>
+        <w:t>char</w:t>
+      </w:r>
+      <w:proofErr w:type="spellEnd"/>
+      <w:r>
+        <w:rPr>
+          <w:rFonts w:ascii="Consolas" w:eastAsia="+mn-ea" w:hAnsi="Consolas" w:cs="+mn-cs"/>
+          <w:color w:val="211A52"/>
+          <w:kern w:val="24"/>
+          <w:sz w:val="22"/>
+          <w:szCs w:val="22"/>
+        </w:rPr>
+        <w:t xml:space="preserve"> </w:t>
+      </w:r>
+      <w:proofErr w:type="spellStart"/>
+      <w:proofErr w:type="gramStart"/>
+      <w:r>
+        <w:rPr>
+          <w:rFonts w:ascii="Consolas" w:eastAsia="+mn-ea" w:hAnsi="Consolas" w:cs="+mn-cs"/>
+          <w:color w:val="211A52"/>
+          <w:kern w:val="24"/>
+          <w:sz w:val="22"/>
+          <w:szCs w:val="22"/>
+        </w:rPr>
+        <w:t>name</w:t>
+      </w:r>
+      <w:proofErr w:type="spellEnd"/>
+      <w:r>
+        <w:rPr>
+          <w:rFonts w:ascii="Consolas" w:eastAsia="+mn-ea" w:hAnsi="Consolas" w:cs="+mn-cs"/>
+          <w:color w:val="211A52"/>
+          <w:kern w:val="24"/>
+          <w:sz w:val="22"/>
+          <w:szCs w:val="22"/>
+        </w:rPr>
+        <w:t>[</w:t>
+      </w:r>
+      <w:proofErr w:type="gramEnd"/>
+      <w:r>
+        <w:rPr>
+          <w:rFonts w:ascii="Consolas" w:eastAsia="+mn-ea" w:hAnsi="Consolas" w:cs="+mn-cs"/>
+          <w:color w:val="211A52"/>
+          <w:kern w:val="24"/>
+          <w:sz w:val="22"/>
+          <w:szCs w:val="22"/>
+        </w:rPr>
+        <w:t>] = "Dit Navn";</w:t>
+      </w:r>
+    </w:p>
+    <w:p>
+      <w:pPr>
+        <w:pStyle w:val="NormalWeb"/>
+        <w:tabs>
+          <w:tab w:val="left" w:pos="1415"/>
+        </w:tabs>
+        <w:spacing w:beforeAutospacing="0" w:after="0" w:afterAutospacing="0" w:line="288" w:lineRule="auto"/>
+        <w:ind w:left="1418"/>
+      </w:pPr>
+      <w:proofErr w:type="spellStart"/>
+      <w:r>
+        <w:rPr>
+          <w:rFonts w:ascii="Consolas" w:eastAsia="+mn-ea" w:hAnsi="Consolas" w:cs="+mn-cs"/>
+          <w:color w:val="211A52"/>
+          <w:kern w:val="24"/>
+          <w:sz w:val="22"/>
+          <w:szCs w:val="22"/>
+        </w:rPr>
+        <w:t>int</w:t>
+      </w:r>
+      <w:proofErr w:type="spellEnd"/>
+      <w:r>
+        <w:rPr>
+          <w:rFonts w:ascii="Consolas" w:eastAsia="+mn-ea" w:hAnsi="Consolas" w:cs="+mn-cs"/>
+          <w:color w:val="211A52"/>
+          <w:kern w:val="24"/>
+          <w:sz w:val="22"/>
+          <w:szCs w:val="22"/>
+        </w:rPr>
+        <w:t xml:space="preserve"> </w:t>
+      </w:r>
+      <w:proofErr w:type="spellStart"/>
+      <w:r>
+        <w:rPr>
+          <w:rFonts w:ascii="Consolas" w:eastAsia="+mn-ea" w:hAnsi="Consolas" w:cs="+mn-cs"/>
+          <w:color w:val="211A52"/>
+          <w:kern w:val="24"/>
+          <w:sz w:val="22"/>
+          <w:szCs w:val="22"/>
+        </w:rPr>
+        <w:t>gender</w:t>
+      </w:r>
+      <w:proofErr w:type="spellEnd"/>
+      <w:r>
+        <w:rPr>
+          <w:rFonts w:ascii="Consolas" w:eastAsia="+mn-ea" w:hAnsi="Consolas" w:cs="+mn-cs"/>
+          <w:color w:val="211A52"/>
+          <w:kern w:val="24"/>
+          <w:sz w:val="22"/>
+          <w:szCs w:val="22"/>
+        </w:rPr>
+        <w:t xml:space="preserve"> = 'F' / 'M';</w:t>
+      </w:r>
+      <w:r>
+        <w:rPr>
+          <w:rFonts w:ascii="Consolas" w:eastAsia="+mn-ea" w:hAnsi="Consolas" w:cs="+mn-cs"/>
+          <w:color w:val="211A52"/>
+          <w:kern w:val="24"/>
+          <w:sz w:val="22"/>
+          <w:szCs w:val="22"/>
+        </w:rPr>
+        <w:t xml:space="preserve"> // vælg enten F eller M</w:t>
+      </w:r>
+    </w:p>
+    <w:p>
+      <w:pPr>
+        <w:pStyle w:val="NormalWeb"/>
+        <w:tabs>
+          <w:tab w:val="left" w:pos="1415"/>
+        </w:tabs>
+        <w:spacing w:beforeAutospacing="0" w:after="0" w:afterAutospacing="0" w:line="288" w:lineRule="auto"/>
+        <w:ind w:left="1418"/>
+      </w:pPr>
+      <w:proofErr w:type="spellStart"/>
+      <w:r>
+        <w:rPr>
+          <w:rFonts w:ascii="Consolas" w:eastAsia="+mn-ea" w:hAnsi="Consolas" w:cs="+mn-cs"/>
+          <w:color w:val="211A52"/>
+          <w:kern w:val="24"/>
+          <w:sz w:val="22"/>
+          <w:szCs w:val="22"/>
+        </w:rPr>
+        <w:t>int</w:t>
+      </w:r>
+      <w:proofErr w:type="spellEnd"/>
+      <w:r>
+        <w:rPr>
+          <w:rFonts w:ascii="Consolas" w:eastAsia="+mn-ea" w:hAnsi="Consolas" w:cs="+mn-cs"/>
+          <w:color w:val="211A52"/>
+          <w:kern w:val="24"/>
+          <w:sz w:val="22"/>
+          <w:szCs w:val="22"/>
+        </w:rPr>
+        <w:t xml:space="preserve"> age = #dinalder; </w:t>
+      </w:r>
+    </w:p>
+    <w:p>
+      <w:pPr>
+        <w:pStyle w:val="NormalWeb"/>
+        <w:tabs>
+          <w:tab w:val="left" w:pos="1415"/>
+        </w:tabs>
+        <w:spacing w:beforeAutospacing="0" w:after="0" w:afterAutospacing="0" w:line="288" w:lineRule="auto"/>
+        <w:ind w:left="1418"/>
+      </w:pPr>
+      <w:proofErr w:type="spellStart"/>
+      <w:r>
+        <w:rPr>
+          <w:rFonts w:ascii="Consolas" w:eastAsia="+mn-ea" w:hAnsi="Consolas" w:cs="+mn-cs"/>
+          <w:color w:val="211A52"/>
+          <w:kern w:val="24"/>
+          <w:sz w:val="22"/>
+          <w:szCs w:val="22"/>
+        </w:rPr>
+        <w:t>float</w:t>
+      </w:r>
+      <w:proofErr w:type="spellEnd"/>
+      <w:r>
+        <w:rPr>
+          <w:rFonts w:ascii="Consolas" w:eastAsia="+mn-ea" w:hAnsi="Consolas" w:cs="+mn-cs"/>
+          <w:color w:val="211A52"/>
+          <w:kern w:val="24"/>
+          <w:sz w:val="22"/>
+          <w:szCs w:val="22"/>
+        </w:rPr>
+        <w:t xml:space="preserve"> h = #højdeim;</w:t>
+      </w:r>
+    </w:p>
+    <w:p>
+      <w:pPr>
+        <w:pStyle w:val="NormalWeb"/>
+        <w:tabs>
+          <w:tab w:val="left" w:pos="1415"/>
+        </w:tabs>
+        <w:spacing w:beforeAutospacing="0" w:after="0" w:afterAutospacing="0" w:line="288" w:lineRule="auto"/>
+        <w:ind w:left="1418"/>
+      </w:pPr>
+      <w:proofErr w:type="spellStart"/>
+      <w:r>
+        <w:rPr>
+          <w:rFonts w:ascii="Consolas" w:eastAsia="+mn-ea" w:hAnsi="Consolas" w:cs="+mn-cs"/>
+          <w:color w:val="211A52"/>
+          <w:kern w:val="24"/>
+          <w:sz w:val="22"/>
+          <w:szCs w:val="22"/>
+        </w:rPr>
+        <w:t>float</w:t>
+      </w:r>
+      <w:proofErr w:type="spellEnd"/>
+      <w:r>
+        <w:rPr>
+          <w:rFonts w:ascii="Consolas" w:eastAsia="+mn-ea" w:hAnsi="Consolas" w:cs="+mn-cs"/>
+          <w:color w:val="211A52"/>
+          <w:kern w:val="24"/>
+          <w:sz w:val="22"/>
+          <w:szCs w:val="22"/>
+        </w:rPr>
+        <w:t xml:space="preserve"> w = #vægtikg;</w:t>
+      </w:r>
+    </w:p>
+    <w:p>
+      <w:pPr>
+        <w:pStyle w:val="NormalWeb"/>
+        <w:tabs>
+          <w:tab w:val="left" w:pos="1415"/>
+        </w:tabs>
+        <w:spacing w:beforeAutospacing="0" w:after="0" w:afterAutospacing="0" w:line="288" w:lineRule="auto"/>
+        <w:ind w:left="1418"/>
+      </w:pPr>
+      <w:proofErr w:type="spellStart"/>
+      <w:r>
+        <w:rPr>
+          <w:rFonts w:ascii="Consolas" w:eastAsia="+mn-ea" w:hAnsi="Consolas" w:cs="+mn-cs"/>
+          <w:color w:val="211A52"/>
+          <w:kern w:val="24"/>
+          <w:sz w:val="22"/>
+          <w:szCs w:val="22"/>
+        </w:rPr>
+        <w:t>float</w:t>
+      </w:r>
+      <w:proofErr w:type="spellEnd"/>
+      <w:r>
+        <w:rPr>
+          <w:rFonts w:ascii="Consolas" w:eastAsia="+mn-ea" w:hAnsi="Consolas" w:cs="+mn-cs"/>
+          <w:color w:val="211A52"/>
+          <w:kern w:val="24"/>
+          <w:sz w:val="22"/>
+          <w:szCs w:val="22"/>
+        </w:rPr>
+        <w:t xml:space="preserve"> bmi;</w:t>
+      </w:r>
+    </w:p>
+    <w:p>
+      <w:pPr>
+        <w:pStyle w:val="ListParagraph"/>
+        <w:numPr>
+          <w:ilvl w:val="1"/>
+          <w:numId w:val="18"/>
+        </w:numPr>
+        <w:spacing w:line="288" w:lineRule="auto"/>
+      </w:pPr>
+      <w:r>
+        <w:rPr>
+          <w:rFonts w:ascii="Consolas" w:eastAsia="+mn-ea" w:hAnsi="Consolas" w:cs="+mn-cs"/>
+          <w:color w:val="211A52"/>
+          <w:kern w:val="24"/>
+        </w:rPr>
+        <w:t xml:space="preserve">Udregn bmi med følgende formel: </w:t>
+      </w:r>
+      <m:oMath>
+        <m:f>
+          <m:fPr>
+            <m:ctrlPr>
+              <w:rPr>
+                <w:rFonts w:ascii="Cambria Math" w:eastAsia="+mn-ea" w:hAnsi="Cambria Math" w:cs="+mn-cs"/>
+                <w:i/>
+                <w:iCs/>
+                <w:color w:val="211A52"/>
+                <w:kern w:val="24"/>
+              </w:rPr>
+            </m:ctrlPr>
+          </m:fPr>
+          <m:num>
+            <m:d>
+              <m:dPr>
+                <m:begChr m:val="["/>
+                <m:endChr m:val="]"/>
+                <m:ctrlPr>
+                  <w:rPr>
+                    <w:rFonts w:ascii="Cambria Math" w:eastAsia="+mn-ea" w:hAnsi="Cambria Math" w:cs="+mn-cs"/>
+                    <w:i/>
+                    <w:iCs/>
+                    <w:color w:val="211A52"/>
+                    <w:kern w:val="24"/>
+                  </w:rPr>
+                </m:ctrlPr>
+              </m:dPr>
+              <m:e>
+                <m:r>
+                  <w:rPr>
+                    <w:rFonts w:ascii="Cambria Math" w:eastAsia="+mn-ea" w:hAnsi="Cambria Math" w:cs="+mn-cs"/>
+                    <w:color w:val="211A52"/>
+                    <w:kern w:val="24"/>
+                  </w:rPr>
+                  <m:t>weight in kg</m:t>
+                </m:r>
+              </m:e>
+            </m:d>
+          </m:num>
+          <m:den>
+            <m:sSup>
+              <m:sSupPr>
+                <m:ctrlPr>
+                  <w:rPr>
+                    <w:rFonts w:ascii="Cambria Math" w:eastAsia="+mn-ea" w:hAnsi="Cambria Math" w:cs="+mn-cs"/>
+                    <w:i/>
+                    <w:iCs/>
+                    <w:color w:val="211A52"/>
+                    <w:kern w:val="24"/>
+                  </w:rPr>
+                </m:ctrlPr>
+              </m:sSupPr>
+              <m:e>
+                <m:r>
+                  <w:rPr>
+                    <w:rFonts w:ascii="Cambria Math" w:eastAsia="+mn-ea" w:hAnsi="Cambria Math" w:cs="+mn-cs"/>
+                    <w:color w:val="211A52"/>
+                    <w:kern w:val="24"/>
+                  </w:rPr>
+                  <m:t>[height in m]</m:t>
+                </m:r>
+              </m:e>
+              <m:sup>
+                <m:r>
+                  <w:rPr>
+                    <w:rFonts w:ascii="Cambria Math" w:eastAsia="+mn-ea" w:hAnsi="Cambria Math" w:cs="+mn-cs"/>
+                    <w:color w:val="211A52"/>
+                    <w:kern w:val="24"/>
+                  </w:rPr>
+                  <m:t>2</m:t>
+                </m:r>
+              </m:sup>
+            </m:sSup>
+          </m:den>
+        </m:f>
+      </m:oMath>
+    </w:p>
+    <w:p>
+      <w:pPr>
+        <w:pStyle w:val="ListParagraph"/>
+        <w:numPr>
+          <w:ilvl w:val="1"/>
+          <w:numId w:val="18"/>
+        </w:numPr>
+        <w:spacing w:line="288" w:lineRule="auto"/>
+      </w:pPr>
+      <w:r>
+        <w:rPr>
+          <w:rFonts w:ascii="Consolas" w:eastAsia="+mn-ea" w:hAnsi="Consolas" w:cs="+mn-cs"/>
+          <w:color w:val="211A52"/>
+          <w:kern w:val="24"/>
+        </w:rPr>
+        <w:t xml:space="preserve">Programmet skal ellers </w:t>
+      </w:r>
+      <w:r>
+        <w:rPr>
+          <w:rFonts w:ascii="Consolas" w:eastAsia="+mn-ea" w:hAnsi="Consolas" w:cs="+mn-cs"/>
+          <w:color w:val="211A52"/>
+          <w:kern w:val="24"/>
+        </w:rPr>
+        <w:t>fungere</w:t>
+      </w:r>
+      <w:r>
+        <w:rPr>
+          <w:rFonts w:ascii="Consolas" w:eastAsia="+mn-ea" w:hAnsi="Consolas" w:cs="+mn-cs"/>
+          <w:color w:val="211A52"/>
+          <w:kern w:val="24"/>
+        </w:rPr>
+        <w:t xml:space="preserve"> som Opgave 3</w:t>
+      </w:r>
+    </w:p>
+    <w:p>
+      <w:pPr>
+        <w:spacing w:line="288" w:lineRule="auto"/>
+      </w:pPr>
+    </w:p>
+    <w:p>
+      <w:pPr>
+        <w:spacing w:line="288" w:lineRule="auto"/>
+      </w:pPr>
+    </w:p>
+    <w:p>
+      <w:pPr>
+        <w:pStyle w:val="BodyText"/>
+        <w:numPr>
+          <w:ilvl w:val="1"/>
+          <w:numId w:val="19"/>
+        </w:numPr>
+        <w:tabs>
+          <w:tab w:val="clear" w:pos="1440"/>
+          <w:tab w:val="num" w:pos="1778"/>
+        </w:tabs>
+        <w:ind w:left="1778"/>
+        <w:rPr>
+          <w:color w:val="7F7F7F" w:themeColor="text1" w:themeTint="80"/>
+          <w:lang w:val="da-DK"/>
+        </w:rPr>
+      </w:pPr>
+      <w:r>
+        <w:rPr>
+          <w:color w:val="7F7F7F" w:themeColor="text1" w:themeTint="80"/>
+          <w:lang w:val="da-DK"/>
+        </w:rPr>
+        <w:t xml:space="preserve">Brug de korrekte kontrol-strukturer, så </w:t>
+      </w:r>
+    </w:p>
+    <w:p>
+      <w:pPr>
+        <w:pStyle w:val="BodyText"/>
+        <w:numPr>
+          <w:ilvl w:val="1"/>
+          <w:numId w:val="19"/>
+        </w:numPr>
+        <w:tabs>
+          <w:tab w:val="clear" w:pos="1440"/>
+          <w:tab w:val="num" w:pos="1778"/>
+        </w:tabs>
+        <w:ind w:left="1778"/>
+        <w:rPr>
+          <w:color w:val="7F7F7F" w:themeColor="text1" w:themeTint="80"/>
+          <w:lang w:val="da-DK"/>
+        </w:rPr>
+      </w:pPr>
+      <w:r>
+        <w:rPr>
+          <w:color w:val="7F7F7F" w:themeColor="text1" w:themeTint="80"/>
+          <w:lang w:val="da-DK"/>
+        </w:rPr>
+        <w:t>Kelly, 13 år, 'F', 2m høj, vægt 30 kg, output er:</w:t>
+      </w:r>
+    </w:p>
+    <w:p>
+      <w:pPr>
+        <w:pStyle w:val="BodyText"/>
+        <w:ind w:left="1756" w:firstLine="371"/>
+        <w:rPr>
+          <w:color w:val="7F7F7F" w:themeColor="text1" w:themeTint="80"/>
+        </w:rPr>
+      </w:pPr>
+      <w:r>
+        <w:rPr>
+          <w:color w:val="7F7F7F" w:themeColor="text1" w:themeTint="80"/>
+        </w:rPr>
+        <w:t xml:space="preserve">$ Kelly, age </w:t>
+      </w:r>
+      <w:proofErr w:type="gramStart"/>
+      <w:r>
+        <w:rPr>
+          <w:color w:val="7F7F7F" w:themeColor="text1" w:themeTint="80"/>
+        </w:rPr>
+        <w:t>13,  has</w:t>
+      </w:r>
+      <w:proofErr w:type="gramEnd"/>
+      <w:r>
+        <w:rPr>
+          <w:color w:val="7F7F7F" w:themeColor="text1" w:themeTint="80"/>
+        </w:rPr>
+        <w:t xml:space="preserve"> a </w:t>
+      </w:r>
+      <w:proofErr w:type="spellStart"/>
+      <w:r>
+        <w:rPr>
+          <w:color w:val="7F7F7F" w:themeColor="text1" w:themeTint="80"/>
+        </w:rPr>
+        <w:t>bmi</w:t>
+      </w:r>
+      <w:proofErr w:type="spellEnd"/>
+      <w:r>
+        <w:rPr>
+          <w:color w:val="7F7F7F" w:themeColor="text1" w:themeTint="80"/>
+        </w:rPr>
+        <w:t xml:space="preserve"> of 7.5 meaning she is underweight.</w:t>
+      </w:r>
+    </w:p>
+    <w:p>
+      <w:pPr>
+        <w:pStyle w:val="BodyText"/>
+        <w:numPr>
+          <w:ilvl w:val="1"/>
+          <w:numId w:val="20"/>
+        </w:numPr>
+        <w:tabs>
+          <w:tab w:val="clear" w:pos="1440"/>
+          <w:tab w:val="num" w:pos="1778"/>
+        </w:tabs>
+        <w:ind w:left="1778"/>
+        <w:rPr>
+          <w:color w:val="7F7F7F" w:themeColor="text1" w:themeTint="80"/>
+          <w:lang w:val="da-DK"/>
+        </w:rPr>
+      </w:pPr>
+      <w:r>
+        <w:rPr>
+          <w:color w:val="7F7F7F" w:themeColor="text1" w:themeTint="80"/>
+          <w:lang w:val="da-DK"/>
+        </w:rPr>
+        <w:t>Mogens, 45 år, 'M', 2m høj, vægt 500 kg, output er:</w:t>
+      </w:r>
+    </w:p>
+    <w:p>
+      <w:pPr>
+        <w:pStyle w:val="BodyText"/>
+        <w:ind w:left="1429" w:firstLine="698"/>
+        <w:rPr>
+          <w:color w:val="7F7F7F" w:themeColor="text1" w:themeTint="80"/>
+        </w:rPr>
+      </w:pPr>
+      <w:r>
+        <w:rPr>
+          <w:color w:val="7F7F7F" w:themeColor="text1" w:themeTint="80"/>
+        </w:rPr>
+        <w:t xml:space="preserve">$ Mogens, age 45, has a </w:t>
+      </w:r>
+      <w:proofErr w:type="spellStart"/>
+      <w:r>
+        <w:rPr>
+          <w:color w:val="7F7F7F" w:themeColor="text1" w:themeTint="80"/>
+        </w:rPr>
+        <w:t>bmi</w:t>
+      </w:r>
+      <w:proofErr w:type="spellEnd"/>
+      <w:r>
+        <w:rPr>
+          <w:color w:val="7F7F7F" w:themeColor="text1" w:themeTint="80"/>
+        </w:rPr>
+        <w:t xml:space="preserve"> of 125 meaning he is Obese.</w:t>
+      </w:r>
+    </w:p>
+    <w:p>
+      <w:pPr>
+        <w:pStyle w:val="BodyText"/>
+        <w:ind w:left="1800"/>
+        <w:rPr>
+          <w:color w:val="7F7F7F" w:themeColor="text1" w:themeTint="80"/>
+          <w:lang w:val="da-DK"/>
+        </w:rPr>
+      </w:pPr>
+      <w:proofErr w:type="gramStart"/>
+      <w:r>
+        <w:rPr>
+          <w:color w:val="7F7F7F" w:themeColor="text1" w:themeTint="80"/>
+          <w:lang w:val="da-DK"/>
+        </w:rPr>
+        <w:t>Hint</w:t>
+      </w:r>
+      <w:proofErr w:type="gramEnd"/>
+      <w:r>
+        <w:rPr>
+          <w:color w:val="7F7F7F" w:themeColor="text1" w:themeTint="80"/>
+          <w:lang w:val="da-DK"/>
+        </w:rPr>
+        <w:t xml:space="preserve"> 1: </w:t>
+      </w:r>
+      <w:hyperlink r:id="rId9" w:history="1">
+        <w:r>
+          <w:rPr>
+            <w:rStyle w:val="Hyperlink"/>
+            <w:color w:val="7F7F7F" w:themeColor="text1" w:themeTint="80"/>
+            <w:lang w:val="da-DK"/>
+          </w:rPr>
+          <w:t>https://manual.cs50.io/</w:t>
+        </w:r>
+      </w:hyperlink>
+      <w:r>
+        <w:rPr>
+          <w:color w:val="7F7F7F" w:themeColor="text1" w:themeTint="80"/>
+          <w:lang w:val="da-DK"/>
+        </w:rPr>
+        <w:t xml:space="preserve"> </w:t>
+      </w:r>
+    </w:p>
+    <w:p>
+      <w:pPr>
+        <w:pStyle w:val="BodyText"/>
+        <w:ind w:left="1800"/>
+        <w:rPr>
+          <w:color w:val="7F7F7F" w:themeColor="text1" w:themeTint="80"/>
+          <w:lang w:val="da-DK"/>
+        </w:rPr>
+      </w:pPr>
+      <w:proofErr w:type="gramStart"/>
+      <w:r>
+        <w:rPr>
+          <w:color w:val="7F7F7F" w:themeColor="text1" w:themeTint="80"/>
+          <w:lang w:val="da-DK"/>
+        </w:rPr>
+        <w:t>Hint</w:t>
+      </w:r>
+      <w:proofErr w:type="gramEnd"/>
+      <w:r>
+        <w:rPr>
+          <w:color w:val="7F7F7F" w:themeColor="text1" w:themeTint="80"/>
+          <w:lang w:val="da-DK"/>
+        </w:rPr>
+        <w:t xml:space="preserve"> 2: </w:t>
+      </w:r>
+      <w:hyperlink r:id="rId10" w:history="1">
+        <w:r>
+          <w:rPr>
+            <w:rStyle w:val="Hyperlink"/>
+            <w:color w:val="7F7F7F" w:themeColor="text1" w:themeTint="80"/>
+            <w:lang w:val="da-DK"/>
+          </w:rPr>
+          <w:t>https://www.gnu.org/software/gnu-c-manual/gnu-c-manual.html#Statements</w:t>
+        </w:r>
+      </w:hyperlink>
+      <w:r>
+        <w:rPr>
+          <w:color w:val="7F7F7F" w:themeColor="text1" w:themeTint="80"/>
+          <w:lang w:val="da-DK"/>
+        </w:rPr>
+        <w:t xml:space="preserve"> </w:t>
+      </w:r>
+    </w:p>
+    <w:p>
+      <w:pPr>
+        <w:pStyle w:val="BodyText"/>
+        <w:rPr>
+          <w:color w:val="7F7F7F" w:themeColor="text1" w:themeTint="80"/>
+          <w:lang w:val="da-DK"/>
+        </w:rPr>
+      </w:pPr>
+    </w:p>
+    <w:p>
+      <w:pPr>
+        <w:pStyle w:val="Heading"/>
+        <w:rPr>
+          <w:b/>
+          <w:bCs/>
+        </w:rPr>
+      </w:pPr>
+      <w:r>
+        <w:rPr>
+          <w:b/>
+          <w:bCs/>
+        </w:rPr>
+        <w:t>Question</w:t>
+      </w:r>
+      <w:r>
+        <w:rPr>
+          <w:b/>
+          <w:bCs/>
+        </w:rPr>
+        <w:t>: p04_KS7</w:t>
+      </w:r>
+    </w:p>
+    <w:p>
+      <w:pPr>
+        <w:pStyle w:val="BodyText"/>
+        <w:rPr>
+          <w:lang w:val="da-DK"/>
+        </w:rPr>
+      </w:pPr>
+      <w:r>
+        <w:rPr>
+          <w:lang w:val="da-DK"/>
+        </w:rPr>
+        <w:t xml:space="preserve">Lav et program tæller en </w:t>
+      </w:r>
+      <w:proofErr w:type="spellStart"/>
+      <w:r>
+        <w:rPr>
+          <w:lang w:val="da-DK"/>
+        </w:rPr>
+        <w:t>counter</w:t>
+      </w:r>
+      <w:proofErr w:type="spellEnd"/>
+      <w:r>
+        <w:rPr>
+          <w:lang w:val="da-DK"/>
+        </w:rPr>
+        <w:t xml:space="preserve"> c op når man trykker på højre knap på ESP32, og ned når man trykker på venstre knap. Hvert 100ms, og sender den nye værdi</w:t>
+      </w:r>
+    </w:p>
+    <w:p>
+      <w:pPr>
+        <w:pStyle w:val="BodyText"/>
+        <w:rPr>
+          <w:color w:val="EE0000"/>
+          <w:lang w:val="da-DK"/>
+        </w:rPr>
+      </w:pPr>
+      <w:r>
+        <w:rPr>
+          <w:color w:val="EE0000"/>
+          <w:lang w:val="da-DK"/>
+        </w:rPr>
+        <w:t>(</w:t>
+      </w:r>
+      <w:r>
+        <w:rPr>
+          <w:color w:val="EE0000"/>
+          <w:lang w:val="da-DK"/>
+        </w:rPr>
+        <w:t xml:space="preserve">Denne opgave kan løses på mange måder. I må gerne forsøge at lave den både som en </w:t>
+      </w:r>
+      <w:proofErr w:type="spellStart"/>
+      <w:r>
+        <w:rPr>
+          <w:color w:val="EE0000"/>
+          <w:lang w:val="da-DK"/>
+        </w:rPr>
+        <w:t>if</w:t>
+      </w:r>
+      <w:proofErr w:type="spellEnd"/>
+      <w:r>
+        <w:rPr>
+          <w:color w:val="EE0000"/>
+          <w:lang w:val="da-DK"/>
+        </w:rPr>
+        <w:t>-statement, men også uden</w:t>
+      </w:r>
+      <w:r>
+        <w:rPr>
+          <w:color w:val="EE0000"/>
+          <w:lang w:val="da-DK"/>
+        </w:rPr>
+        <w:t>)</w:t>
+      </w:r>
+    </w:p>
+    <w:p>
+      <w:pPr>
+        <w:pStyle w:val="BodyText"/>
+        <w:rPr>
+          <w:lang w:val="da-DK"/>
+        </w:rPr>
+      </w:pPr>
+      <w:r>
+        <w:rPr>
+          <w:b/>
+          <w:bCs/>
+          <w:u w:val="single"/>
+          <w:lang w:val="da-DK"/>
+        </w:rPr>
+        <w:t>I Arduino</w:t>
+      </w:r>
+    </w:p>
+    <w:p>
+      <w:pPr>
+        <w:pStyle w:val="BodyText"/>
+        <w:numPr>
+          <w:ilvl w:val="1"/>
+          <w:numId w:val="22"/>
+        </w:numPr>
+        <w:rPr>
+          <w:lang w:val="da-DK"/>
+        </w:rPr>
+      </w:pPr>
+      <w:r>
+        <w:rPr>
+          <w:lang w:val="da-DK"/>
+        </w:rPr>
+        <w:t xml:space="preserve">Lav et nyt </w:t>
+      </w:r>
+      <w:proofErr w:type="spellStart"/>
+      <w:proofErr w:type="gramStart"/>
+      <w:r>
+        <w:rPr>
+          <w:lang w:val="da-DK"/>
+        </w:rPr>
+        <w:t>arduino</w:t>
+      </w:r>
+      <w:proofErr w:type="spellEnd"/>
+      <w:r>
+        <w:rPr>
+          <w:lang w:val="da-DK"/>
+        </w:rPr>
+        <w:t xml:space="preserve"> projekt</w:t>
+      </w:r>
+      <w:proofErr w:type="gramEnd"/>
+      <w:r>
+        <w:rPr>
+          <w:lang w:val="da-DK"/>
+        </w:rPr>
+        <w:t xml:space="preserve"> "p04_ks7"</w:t>
+      </w:r>
+    </w:p>
+    <w:p>
+      <w:pPr>
+        <w:pStyle w:val="BodyText"/>
+        <w:numPr>
+          <w:ilvl w:val="1"/>
+          <w:numId w:val="22"/>
+        </w:numPr>
+        <w:rPr>
+          <w:lang w:val="da-DK"/>
+        </w:rPr>
+      </w:pPr>
+      <w:r>
+        <w:rPr>
+          <w:lang w:val="da-DK"/>
+        </w:rPr>
+        <w:t xml:space="preserve">Aktiver venstre og højre knap </w:t>
+      </w:r>
+    </w:p>
+    <w:p>
+      <w:pPr>
+        <w:pStyle w:val="BodyText"/>
+        <w:ind w:left="2520"/>
+        <w:rPr>
+          <w:color w:val="808080" w:themeColor="background1" w:themeShade="80"/>
+          <w:lang w:val="da-DK"/>
+        </w:rPr>
+      </w:pPr>
+      <w:proofErr w:type="gramStart"/>
+      <w:r>
+        <w:rPr>
+          <w:color w:val="808080" w:themeColor="background1" w:themeShade="80"/>
+          <w:lang w:val="da-DK"/>
+        </w:rPr>
+        <w:t>Hint</w:t>
+      </w:r>
+      <w:proofErr w:type="gramEnd"/>
+      <w:r>
+        <w:rPr>
+          <w:color w:val="808080" w:themeColor="background1" w:themeShade="80"/>
+          <w:lang w:val="da-DK"/>
+        </w:rPr>
+        <w:t xml:space="preserve">: læs om </w:t>
+      </w:r>
+      <w:proofErr w:type="spellStart"/>
+      <w:proofErr w:type="gramStart"/>
+      <w:r>
+        <w:rPr>
+          <w:color w:val="808080" w:themeColor="background1" w:themeShade="80"/>
+          <w:lang w:val="da-DK"/>
+        </w:rPr>
+        <w:t>pinMode</w:t>
+      </w:r>
+      <w:proofErr w:type="spellEnd"/>
+      <w:r>
+        <w:rPr>
+          <w:color w:val="808080" w:themeColor="background1" w:themeShade="80"/>
+          <w:lang w:val="da-DK"/>
+        </w:rPr>
+        <w:t>(</w:t>
+      </w:r>
+      <w:proofErr w:type="gramEnd"/>
+      <w:r>
+        <w:rPr>
+          <w:color w:val="808080" w:themeColor="background1" w:themeShade="80"/>
+          <w:lang w:val="da-DK"/>
+        </w:rPr>
+        <w:t>), og se tidligere eksempel her</w:t>
+      </w:r>
+    </w:p>
+    <w:p>
+      <w:pPr>
+        <w:pStyle w:val="BodyText"/>
+        <w:ind w:left="2520"/>
+        <w:rPr>
+          <w:color w:val="808080" w:themeColor="background1" w:themeShade="80"/>
+          <w:lang w:val="da-DK"/>
+        </w:rPr>
+      </w:pPr>
+      <w:hyperlink r:id="rId11" w:history="1">
+        <w:r>
+          <w:rPr>
+            <w:rStyle w:val="Hyperlink"/>
+            <w:color w:val="808080" w:themeColor="background1" w:themeShade="80"/>
+            <w:lang w:val="da-DK"/>
+          </w:rPr>
+          <w:t>https://www.lilygo.cc/products/lilygo%C2%AE-ttgo-t-display-1-14-inch-lcd-esp32-control-board</w:t>
+        </w:r>
+      </w:hyperlink>
+      <w:r>
+        <w:rPr>
+          <w:color w:val="808080" w:themeColor="background1" w:themeShade="80"/>
+          <w:lang w:val="da-DK"/>
+        </w:rPr>
+        <w:t xml:space="preserve"> </w:t>
+      </w:r>
+    </w:p>
+    <w:p>
+      <w:pPr>
+        <w:pStyle w:val="BodyText"/>
+        <w:ind w:left="2520"/>
+        <w:rPr>
+          <w:color w:val="808080" w:themeColor="background1" w:themeShade="80"/>
+          <w:lang w:val="da-DK"/>
+        </w:rPr>
+      </w:pPr>
+      <w:hyperlink r:id="rId12" w:history="1">
+        <w:r>
+          <w:rPr>
+            <w:rStyle w:val="Hyperlink"/>
+            <w:color w:val="808080" w:themeColor="background1" w:themeShade="80"/>
+            <w:lang w:val="da-DK"/>
+          </w:rPr>
+          <w:t>https://www.arduino.cc/reference/en/</w:t>
+        </w:r>
+      </w:hyperlink>
+    </w:p>
+    <w:p>
+      <w:pPr>
+        <w:pStyle w:val="BodyText"/>
+        <w:numPr>
+          <w:ilvl w:val="1"/>
+          <w:numId w:val="22"/>
+        </w:numPr>
+        <w:rPr>
+          <w:lang w:val="da-DK"/>
+        </w:rPr>
+      </w:pPr>
+      <w:r>
+        <w:rPr>
+          <w:lang w:val="da-DK"/>
+        </w:rPr>
+        <w:t xml:space="preserve">I global </w:t>
+      </w:r>
+      <w:proofErr w:type="spellStart"/>
+      <w:r>
+        <w:rPr>
+          <w:lang w:val="da-DK"/>
+        </w:rPr>
+        <w:t>scope</w:t>
+      </w:r>
+      <w:proofErr w:type="spellEnd"/>
+      <w:r>
+        <w:rPr>
+          <w:lang w:val="da-DK"/>
+        </w:rPr>
+        <w:t xml:space="preserve">, lav en </w:t>
+      </w:r>
+      <w:proofErr w:type="spellStart"/>
+      <w:r>
+        <w:rPr>
+          <w:lang w:val="da-DK"/>
+        </w:rPr>
+        <w:t>integer</w:t>
+      </w:r>
+      <w:proofErr w:type="spellEnd"/>
+      <w:r>
+        <w:rPr>
+          <w:lang w:val="da-DK"/>
+        </w:rPr>
+        <w:t xml:space="preserve"> variabel c, og sæt den til en start værdi på 0.</w:t>
+      </w:r>
+    </w:p>
+    <w:p>
+      <w:pPr>
+        <w:pStyle w:val="BodyText"/>
+        <w:numPr>
+          <w:ilvl w:val="2"/>
+          <w:numId w:val="22"/>
+        </w:numPr>
+        <w:rPr>
+          <w:color w:val="808080" w:themeColor="background1" w:themeShade="80"/>
+          <w:lang w:val="da-DK"/>
+        </w:rPr>
+      </w:pPr>
+      <w:proofErr w:type="gramStart"/>
+      <w:r>
+        <w:rPr>
+          <w:color w:val="808080" w:themeColor="background1" w:themeShade="80"/>
+          <w:lang w:val="da-DK"/>
+        </w:rPr>
+        <w:lastRenderedPageBreak/>
+        <w:t>Hint</w:t>
+      </w:r>
+      <w:proofErr w:type="gramEnd"/>
+      <w:r>
+        <w:rPr>
+          <w:color w:val="808080" w:themeColor="background1" w:themeShade="80"/>
+          <w:lang w:val="da-DK"/>
+        </w:rPr>
+        <w:t xml:space="preserve">: Læs hvad et </w:t>
+      </w:r>
+      <w:proofErr w:type="spellStart"/>
+      <w:r>
+        <w:rPr>
+          <w:color w:val="808080" w:themeColor="background1" w:themeShade="80"/>
+          <w:lang w:val="da-DK"/>
+        </w:rPr>
+        <w:t>scope</w:t>
+      </w:r>
+      <w:proofErr w:type="spellEnd"/>
+      <w:r>
+        <w:rPr>
+          <w:color w:val="808080" w:themeColor="background1" w:themeShade="80"/>
+          <w:lang w:val="da-DK"/>
+        </w:rPr>
+        <w:t xml:space="preserve"> er: </w:t>
+      </w:r>
+      <w:hyperlink r:id="rId13" w:history="1">
+        <w:r>
+          <w:rPr>
+            <w:rStyle w:val="Hyperlink"/>
+            <w:color w:val="808080" w:themeColor="background1" w:themeShade="80"/>
+            <w:lang w:val="da-DK"/>
+          </w:rPr>
+          <w:t>https://www.gnu.org/software/gnu-c-manual/gnu-c-manual.html#Scope</w:t>
+        </w:r>
+      </w:hyperlink>
+      <w:r>
+        <w:rPr>
+          <w:color w:val="808080" w:themeColor="background1" w:themeShade="80"/>
+          <w:lang w:val="da-DK"/>
+        </w:rPr>
+        <w:t xml:space="preserve"> </w:t>
+      </w:r>
+    </w:p>
+    <w:p>
+      <w:pPr>
+        <w:pStyle w:val="BodyText"/>
+        <w:numPr>
+          <w:ilvl w:val="1"/>
+          <w:numId w:val="22"/>
+        </w:numPr>
+        <w:rPr>
+          <w:lang w:val="da-DK"/>
+        </w:rPr>
+      </w:pPr>
+      <w:r>
+        <w:rPr>
+          <w:lang w:val="da-DK"/>
+        </w:rPr>
+        <w:t xml:space="preserve">Hvert 100 ms, </w:t>
+      </w:r>
+    </w:p>
+    <w:p>
+      <w:pPr>
+        <w:pStyle w:val="BodyText"/>
+        <w:numPr>
+          <w:ilvl w:val="2"/>
+          <w:numId w:val="22"/>
+        </w:numPr>
+        <w:rPr>
+          <w:lang w:val="da-DK"/>
+        </w:rPr>
+      </w:pPr>
+      <w:r>
+        <w:rPr>
+          <w:lang w:val="da-DK"/>
+        </w:rPr>
+        <w:t xml:space="preserve">vurder og venstre knap er trykket, hvis ja, </w:t>
+      </w:r>
+      <w:proofErr w:type="spellStart"/>
+      <w:r>
+        <w:rPr>
+          <w:lang w:val="da-DK"/>
+        </w:rPr>
+        <w:t>decrement</w:t>
+      </w:r>
+      <w:proofErr w:type="spellEnd"/>
+      <w:r>
+        <w:rPr>
+          <w:lang w:val="da-DK"/>
+        </w:rPr>
+        <w:t xml:space="preserve"> c med 1</w:t>
+      </w:r>
+    </w:p>
+    <w:p>
+      <w:pPr>
+        <w:pStyle w:val="BodyText"/>
+        <w:numPr>
+          <w:ilvl w:val="2"/>
+          <w:numId w:val="22"/>
+        </w:numPr>
+        <w:rPr>
+          <w:lang w:val="da-DK"/>
+        </w:rPr>
+      </w:pPr>
+      <w:r>
+        <w:rPr>
+          <w:lang w:val="da-DK"/>
+        </w:rPr>
+        <w:t xml:space="preserve">vurder om højre knap er trykket, hvis ja, </w:t>
+      </w:r>
+      <w:proofErr w:type="spellStart"/>
+      <w:r>
+        <w:rPr>
+          <w:lang w:val="da-DK"/>
+        </w:rPr>
+        <w:t>increment</w:t>
+      </w:r>
+      <w:proofErr w:type="spellEnd"/>
+      <w:r>
+        <w:rPr>
+          <w:lang w:val="da-DK"/>
+        </w:rPr>
+        <w:t xml:space="preserve"> c med 1</w:t>
+      </w:r>
+    </w:p>
+    <w:p>
+      <w:pPr>
+        <w:pStyle w:val="BodyText"/>
+        <w:ind w:left="2520"/>
+        <w:rPr>
+          <w:color w:val="808080" w:themeColor="background1" w:themeShade="80"/>
+          <w:lang w:val="da-DK"/>
+        </w:rPr>
+      </w:pPr>
+      <w:proofErr w:type="gramStart"/>
+      <w:r>
+        <w:rPr>
+          <w:color w:val="808080" w:themeColor="background1" w:themeShade="80"/>
+          <w:lang w:val="da-DK"/>
+        </w:rPr>
+        <w:t>Hint</w:t>
+      </w:r>
+      <w:proofErr w:type="gramEnd"/>
+      <w:r>
+        <w:rPr>
+          <w:color w:val="808080" w:themeColor="background1" w:themeShade="80"/>
+          <w:lang w:val="da-DK"/>
+        </w:rPr>
+        <w:t xml:space="preserve">: Læs dokumentation omkring </w:t>
+      </w:r>
+      <w:proofErr w:type="spellStart"/>
+      <w:r>
+        <w:rPr>
+          <w:color w:val="808080" w:themeColor="background1" w:themeShade="80"/>
+          <w:lang w:val="da-DK"/>
+        </w:rPr>
+        <w:t>assignment</w:t>
+      </w:r>
+      <w:proofErr w:type="spellEnd"/>
+      <w:r>
+        <w:rPr>
+          <w:color w:val="808080" w:themeColor="background1" w:themeShade="80"/>
+          <w:lang w:val="da-DK"/>
+        </w:rPr>
+        <w:t xml:space="preserve"> operatorer</w:t>
+      </w:r>
+    </w:p>
+    <w:p>
+      <w:pPr>
+        <w:pStyle w:val="BodyText"/>
+        <w:ind w:left="2520"/>
+        <w:rPr>
+          <w:color w:val="808080" w:themeColor="background1" w:themeShade="80"/>
+          <w:lang w:val="da-DK"/>
+        </w:rPr>
+      </w:pPr>
+      <w:hyperlink r:id="rId14" w:history="1">
+        <w:r>
+          <w:rPr>
+            <w:rStyle w:val="Hyperlink"/>
+            <w:color w:val="808080" w:themeColor="background1" w:themeShade="80"/>
+            <w:lang w:val="da-DK"/>
+          </w:rPr>
+          <w:t>https://www.gnu.org/software/gnu-c-manual/gnu-c-manual.html#Assignment-Operators</w:t>
+        </w:r>
+      </w:hyperlink>
+    </w:p>
+    <w:p>
+      <w:pPr>
+        <w:pStyle w:val="BodyText"/>
+        <w:numPr>
+          <w:ilvl w:val="2"/>
+          <w:numId w:val="22"/>
+        </w:numPr>
+        <w:rPr>
+          <w:lang w:val="da-DK"/>
+        </w:rPr>
+      </w:pPr>
+      <w:r>
+        <w:rPr>
+          <w:lang w:val="da-DK"/>
+        </w:rPr>
+        <w:t xml:space="preserve">Send den nye værdi af c over </w:t>
+      </w:r>
+      <w:proofErr w:type="gramStart"/>
+      <w:r>
+        <w:rPr>
+          <w:lang w:val="da-DK"/>
+        </w:rPr>
+        <w:t>serie forbindelsen</w:t>
+      </w:r>
+      <w:proofErr w:type="gramEnd"/>
+    </w:p>
+    <w:p>
+      <w:pPr>
+        <w:pStyle w:val="BodyText"/>
+        <w:ind w:left="2520"/>
+        <w:rPr>
+          <w:color w:val="808080" w:themeColor="background1" w:themeShade="80"/>
+          <w:lang w:val="da-DK"/>
+        </w:rPr>
+      </w:pPr>
+      <w:proofErr w:type="gramStart"/>
+      <w:r>
+        <w:rPr>
+          <w:color w:val="808080" w:themeColor="background1" w:themeShade="80"/>
+          <w:lang w:val="da-DK"/>
+        </w:rPr>
+        <w:t>Hint</w:t>
+      </w:r>
+      <w:proofErr w:type="gramEnd"/>
+      <w:r>
+        <w:rPr>
+          <w:color w:val="808080" w:themeColor="background1" w:themeShade="80"/>
+          <w:lang w:val="da-DK"/>
+        </w:rPr>
+        <w:t>:  læs omkring Serial</w:t>
+      </w:r>
+    </w:p>
+    <w:p>
+      <w:pPr>
+        <w:pStyle w:val="BodyText"/>
+        <w:ind w:left="2520"/>
+        <w:rPr>
+          <w:color w:val="808080" w:themeColor="background1" w:themeShade="80"/>
+          <w:lang w:val="da-DK"/>
+        </w:rPr>
+      </w:pPr>
+      <w:hyperlink r:id="rId15" w:history="1">
+        <w:r>
+          <w:rPr>
+            <w:rStyle w:val="Hyperlink"/>
+            <w:color w:val="808080" w:themeColor="background1" w:themeShade="80"/>
+            <w:lang w:val="da-DK"/>
+          </w:rPr>
+          <w:t>https://www.arduino.cc/reference/en/</w:t>
+        </w:r>
+      </w:hyperlink>
+      <w:r>
+        <w:rPr>
+          <w:color w:val="808080" w:themeColor="background1" w:themeShade="80"/>
+          <w:lang w:val="da-DK"/>
+        </w:rPr>
+        <w:t xml:space="preserve"> </w:t>
+      </w:r>
+    </w:p>
+    <w:p>
+      <w:pPr>
+        <w:pStyle w:val="BodyText"/>
+        <w:numPr>
+          <w:ilvl w:val="1"/>
+          <w:numId w:val="22"/>
+        </w:numPr>
+        <w:rPr>
+          <w:lang w:val="da-DK"/>
+        </w:rPr>
+      </w:pPr>
+      <w:r>
+        <w:rPr>
+          <w:lang w:val="da-DK"/>
+        </w:rPr>
+        <w:t xml:space="preserve">Observer at dit program virker via </w:t>
+      </w:r>
+      <w:proofErr w:type="spellStart"/>
+      <w:r>
+        <w:rPr>
+          <w:lang w:val="da-DK"/>
+        </w:rPr>
+        <w:t>SerialPlotter</w:t>
+      </w:r>
+      <w:proofErr w:type="spellEnd"/>
+      <w:r>
+        <w:rPr>
+          <w:lang w:val="da-DK"/>
+        </w:rPr>
+        <w:t xml:space="preserve"> og </w:t>
+      </w:r>
+      <w:proofErr w:type="spellStart"/>
+      <w:r>
+        <w:rPr>
+          <w:lang w:val="da-DK"/>
+        </w:rPr>
+        <w:t>SerialMonitor</w:t>
+      </w:r>
+      <w:proofErr w:type="spellEnd"/>
+    </w:p>
+    <w:p>
+      <w:pPr>
+        <w:pStyle w:val="BodyText"/>
+        <w:rPr>
+          <w:lang w:val="da-DK"/>
+        </w:rPr>
+      </w:pPr>
+    </w:p>
+    <w:p>
+      <w:pPr>
+        <w:pStyle w:val="Title"/>
+      </w:pPr>
+      <w:r>
+        <w:t>Answers</w:t>
+      </w:r>
+    </w:p>
+    <w:p>
+      <w:pPr>
+        <w:pStyle w:val="Heading"/>
+        <w:rPr>
+          <w:b/>
+          <w:bCs/>
+        </w:rPr>
+      </w:pPr>
+      <w:r>
+        <w:rPr>
+          <w:b/>
+          <w:bCs/>
+        </w:rPr>
+        <w:t>Answer: KS_what_we_know_esp32</w:t>
       </w:r>
     </w:p>
     <w:p>
@@ -992,6 +3447,7 @@
         <w:rPr>
           <w:lang w:val="da-DK"/>
         </w:rPr>
+        <w:lastRenderedPageBreak/>
         <w:t xml:space="preserve">Når </w:t>
       </w:r>
       <w:proofErr w:type="spellStart"/>
@@ -1097,12 +3553,201 @@
     </w:p>
     <w:p>
       <w:pPr>
-        <w:pStyle w:val="BodyText"/>
-        <w:ind w:left="720"/>
-        <w:rPr>
-          <w:lang w:val="da-DK"/>
-        </w:rPr>
-      </w:pPr>
+        <w:pStyle w:val="Heading"/>
+        <w:rPr>
+          <w:b/>
+          <w:bCs/>
+          <w:lang w:val="da-DK"/>
+        </w:rPr>
+      </w:pPr>
+      <w:proofErr w:type="spellStart"/>
+      <w:r>
+        <w:rPr>
+          <w:b/>
+          <w:bCs/>
+          <w:lang w:val="da-DK"/>
+        </w:rPr>
+        <w:t>Answer</w:t>
+      </w:r>
+      <w:proofErr w:type="spellEnd"/>
+      <w:r>
+        <w:rPr>
+          <w:b/>
+          <w:bCs/>
+          <w:lang w:val="da-DK"/>
+        </w:rPr>
+        <w:t>: p04_KS5</w:t>
+      </w:r>
+    </w:p>
+    <w:p>
+      <w:pPr>
+        <w:pStyle w:val="BodyText"/>
+        <w:rPr>
+          <w:lang w:val="da-DK"/>
+        </w:rPr>
+      </w:pPr>
+      <w:r>
+        <w:rPr>
+          <w:lang w:val="da-DK"/>
+        </w:rPr>
+        <w:t>Se sva</w:t>
+      </w:r>
+      <w:r>
+        <w:rPr>
+          <w:lang w:val="da-DK"/>
+        </w:rPr>
+        <w:t>r</w:t>
+      </w:r>
+      <w:r>
+        <w:rPr>
+          <w:lang w:val="da-DK"/>
+        </w:rPr>
+        <w:t xml:space="preserve">: </w:t>
+      </w:r>
+      <w:r>
+        <w:rPr>
+          <w:lang w:val="da-DK"/>
+        </w:rPr>
+        <w:t>p04_ks5.c</w:t>
+      </w:r>
+    </w:p>
+    <w:p>
+      <w:pPr>
+        <w:pStyle w:val="Heading"/>
+        <w:rPr>
+          <w:b/>
+          <w:bCs/>
+          <w:lang w:val="da-DK"/>
+        </w:rPr>
+      </w:pPr>
+      <w:proofErr w:type="spellStart"/>
+      <w:r>
+        <w:rPr>
+          <w:b/>
+          <w:bCs/>
+          <w:lang w:val="da-DK"/>
+        </w:rPr>
+        <w:t>Answer</w:t>
+      </w:r>
+      <w:proofErr w:type="spellEnd"/>
+      <w:r>
+        <w:rPr>
+          <w:b/>
+          <w:bCs/>
+          <w:lang w:val="da-DK"/>
+        </w:rPr>
+        <w:t>: Opgave: p04_KS6</w:t>
+      </w:r>
+    </w:p>
+    <w:p>
+      <w:pPr>
+        <w:pStyle w:val="BodyText"/>
+        <w:rPr>
+          <w:lang w:val="da-DK"/>
+        </w:rPr>
+      </w:pPr>
+      <w:r>
+        <w:rPr>
+          <w:lang w:val="da-DK"/>
+        </w:rPr>
+        <w:t>Se svar</w:t>
+      </w:r>
+      <w:r>
+        <w:rPr>
+          <w:lang w:val="da-DK"/>
+        </w:rPr>
+        <w:t xml:space="preserve">: </w:t>
+      </w:r>
+      <w:r>
+        <w:rPr>
+          <w:lang w:val="da-DK"/>
+        </w:rPr>
+        <w:t>p04_ks</w:t>
+      </w:r>
+      <w:r>
+        <w:rPr>
+          <w:lang w:val="da-DK"/>
+        </w:rPr>
+        <w:t>6</w:t>
+      </w:r>
+      <w:r>
+        <w:rPr>
+          <w:lang w:val="da-DK"/>
+        </w:rPr>
+        <w:t>.c</w:t>
+      </w:r>
+    </w:p>
+    <w:p>
+      <w:pPr>
+        <w:pStyle w:val="Heading"/>
+        <w:rPr>
+          <w:b/>
+          <w:bCs/>
+          <w:lang w:val="da-DK"/>
+        </w:rPr>
+      </w:pPr>
+      <w:proofErr w:type="spellStart"/>
+      <w:r>
+        <w:rPr>
+          <w:b/>
+          <w:bCs/>
+          <w:lang w:val="da-DK"/>
+        </w:rPr>
+        <w:t>Answer</w:t>
+      </w:r>
+      <w:proofErr w:type="spellEnd"/>
+      <w:r>
+        <w:rPr>
+          <w:b/>
+          <w:bCs/>
+          <w:lang w:val="da-DK"/>
+        </w:rPr>
+        <w:t>: p04_KS7</w:t>
+      </w:r>
+    </w:p>
+    <w:p>
+      <w:pPr>
+        <w:pStyle w:val="BodyText"/>
+        <w:rPr>
+          <w:lang w:val="da-DK"/>
+        </w:rPr>
+      </w:pPr>
+      <w:r>
+        <w:rPr>
+          <w:lang w:val="da-DK"/>
+        </w:rPr>
+        <w:t xml:space="preserve">Se svar: </w:t>
+      </w:r>
+      <w:r>
+        <w:rPr>
+          <w:lang w:val="da-DK"/>
+        </w:rPr>
+        <w:t>p04_ks7</w:t>
+      </w:r>
+      <w:r>
+        <w:rPr>
+          <w:lang w:val="da-DK"/>
+        </w:rPr>
+        <w:t>/</w:t>
+      </w:r>
+      <w:r>
+        <w:rPr>
+          <w:lang w:val="da-DK"/>
+        </w:rPr>
+        <w:t xml:space="preserve"> </w:t>
+      </w:r>
+      <w:r>
+        <w:rPr>
+          <w:lang w:val="da-DK"/>
+        </w:rPr>
+        <w:t>p04_ks7</w:t>
+      </w:r>
+      <w:r>
+        <w:rPr>
+          <w:lang w:val="da-DK"/>
+        </w:rPr>
+        <w:t>.ino</w:t>
+      </w:r>
     </w:p>
     <w:sectPr>
       <w:pgSz w:w="12240" w:h="15840"/>
@@ -1509,6 +4154,851 @@
     </w:lvl>
   </w:abstractNum>
   <w:abstractNum w:abstractNumId="3" w15:restartNumberingAfterBreak="0">
+    <w:nsid w:val="1E4F6E8B"/>
+    <w:multiLevelType w:val="hybridMultilevel"/>
+    <w:tmpl w:val="43BE3378"/>
+    <w:lvl w:ilvl="0" w:tplc="090C77AC">
+      <w:start w:val="1"/>
+      <w:numFmt w:val="bullet"/>
+      <w:lvlText w:val="•"/>
+      <w:lvlJc w:val="left"/>
+      <w:pPr>
+        <w:tabs>
+          <w:tab w:val="num" w:pos="720"/>
+        </w:tabs>
+        <w:ind w:left="720" w:hanging="360"/>
+      </w:pPr>
+      <w:rPr>
+        <w:rFonts w:ascii="Arial" w:hAnsi="Arial" w:hint="default"/>
+      </w:rPr>
+    </w:lvl>
+    <w:lvl w:ilvl="1" w:tplc="744C2794" w:tentative="1">
+      <w:start w:val="1"/>
+      <w:numFmt w:val="bullet"/>
+      <w:lvlText w:val="•"/>
+      <w:lvlJc w:val="left"/>
+      <w:pPr>
+        <w:tabs>
+          <w:tab w:val="num" w:pos="1440"/>
+        </w:tabs>
+        <w:ind w:left="1440" w:hanging="360"/>
+      </w:pPr>
+      <w:rPr>
+        <w:rFonts w:ascii="Arial" w:hAnsi="Arial" w:hint="default"/>
+      </w:rPr>
+    </w:lvl>
+    <w:lvl w:ilvl="2" w:tplc="AD4CBCCC" w:tentative="1">
+      <w:start w:val="1"/>
+      <w:numFmt w:val="bullet"/>
+      <w:lvlText w:val="•"/>
+      <w:lvlJc w:val="left"/>
+      <w:pPr>
+        <w:tabs>
+          <w:tab w:val="num" w:pos="2160"/>
+        </w:tabs>
+        <w:ind w:left="2160" w:hanging="360"/>
+      </w:pPr>
+      <w:rPr>
+        <w:rFonts w:ascii="Arial" w:hAnsi="Arial" w:hint="default"/>
+      </w:rPr>
+    </w:lvl>
+    <w:lvl w:ilvl="3" w:tplc="53147610" w:tentative="1">
+      <w:start w:val="1"/>
+      <w:numFmt w:val="bullet"/>
+      <w:lvlText w:val="•"/>
+      <w:lvlJc w:val="left"/>
+      <w:pPr>
+        <w:tabs>
+          <w:tab w:val="num" w:pos="2880"/>
+        </w:tabs>
+        <w:ind w:left="2880" w:hanging="360"/>
+      </w:pPr>
+      <w:rPr>
+        <w:rFonts w:ascii="Arial" w:hAnsi="Arial" w:hint="default"/>
+      </w:rPr>
+    </w:lvl>
+    <w:lvl w:ilvl="4" w:tplc="DF984F18" w:tentative="1">
+      <w:start w:val="1"/>
+      <w:numFmt w:val="bullet"/>
+      <w:lvlText w:val="•"/>
+      <w:lvlJc w:val="left"/>
+      <w:pPr>
+        <w:tabs>
+          <w:tab w:val="num" w:pos="3600"/>
+        </w:tabs>
+        <w:ind w:left="3600" w:hanging="360"/>
+      </w:pPr>
+      <w:rPr>
+        <w:rFonts w:ascii="Arial" w:hAnsi="Arial" w:hint="default"/>
+      </w:rPr>
+    </w:lvl>
+    <w:lvl w:ilvl="5" w:tplc="D9042644" w:tentative="1">
+      <w:start w:val="1"/>
+      <w:numFmt w:val="bullet"/>
+      <w:lvlText w:val="•"/>
+      <w:lvlJc w:val="left"/>
+      <w:pPr>
+        <w:tabs>
+          <w:tab w:val="num" w:pos="4320"/>
+        </w:tabs>
+        <w:ind w:left="4320" w:hanging="360"/>
+      </w:pPr>
+      <w:rPr>
+        <w:rFonts w:ascii="Arial" w:hAnsi="Arial" w:hint="default"/>
+      </w:rPr>
+    </w:lvl>
+    <w:lvl w:ilvl="6" w:tplc="63B0EB9E" w:tentative="1">
+      <w:start w:val="1"/>
+      <w:numFmt w:val="bullet"/>
+      <w:lvlText w:val="•"/>
+      <w:lvlJc w:val="left"/>
+      <w:pPr>
+        <w:tabs>
+          <w:tab w:val="num" w:pos="5040"/>
+        </w:tabs>
+        <w:ind w:left="5040" w:hanging="360"/>
+      </w:pPr>
+      <w:rPr>
+        <w:rFonts w:ascii="Arial" w:hAnsi="Arial" w:hint="default"/>
+      </w:rPr>
+    </w:lvl>
+    <w:lvl w:ilvl="7" w:tplc="A5403A68" w:tentative="1">
+      <w:start w:val="1"/>
+      <w:numFmt w:val="bullet"/>
+      <w:lvlText w:val="•"/>
+      <w:lvlJc w:val="left"/>
+      <w:pPr>
+        <w:tabs>
+          <w:tab w:val="num" w:pos="5760"/>
+        </w:tabs>
+        <w:ind w:left="5760" w:hanging="360"/>
+      </w:pPr>
+      <w:rPr>
+        <w:rFonts w:ascii="Arial" w:hAnsi="Arial" w:hint="default"/>
+      </w:rPr>
+    </w:lvl>
+    <w:lvl w:ilvl="8" w:tplc="039A8264" w:tentative="1">
+      <w:start w:val="1"/>
+      <w:numFmt w:val="bullet"/>
+      <w:lvlText w:val="•"/>
+      <w:lvlJc w:val="left"/>
+      <w:pPr>
+        <w:tabs>
+          <w:tab w:val="num" w:pos="6480"/>
+        </w:tabs>
+        <w:ind w:left="6480" w:hanging="360"/>
+      </w:pPr>
+      <w:rPr>
+        <w:rFonts w:ascii="Arial" w:hAnsi="Arial" w:hint="default"/>
+      </w:rPr>
+    </w:lvl>
+  </w:abstractNum>
+  <w:abstractNum w:abstractNumId="4" w15:restartNumberingAfterBreak="0">
+    <w:nsid w:val="1FF832D5"/>
+    <w:multiLevelType w:val="hybridMultilevel"/>
+    <w:tmpl w:val="9FD8AF56"/>
+    <w:lvl w:ilvl="0" w:tplc="18D636C2">
+      <w:start w:val="1"/>
+      <w:numFmt w:val="decimal"/>
+      <w:lvlText w:val="%1."/>
+      <w:lvlJc w:val="left"/>
+      <w:pPr>
+        <w:tabs>
+          <w:tab w:val="num" w:pos="720"/>
+        </w:tabs>
+        <w:ind w:left="720" w:hanging="360"/>
+      </w:pPr>
+    </w:lvl>
+    <w:lvl w:ilvl="1" w:tplc="31CCE3D0" w:tentative="1">
+      <w:start w:val="1"/>
+      <w:numFmt w:val="decimal"/>
+      <w:lvlText w:val="%2."/>
+      <w:lvlJc w:val="left"/>
+      <w:pPr>
+        <w:tabs>
+          <w:tab w:val="num" w:pos="1440"/>
+        </w:tabs>
+        <w:ind w:left="1440" w:hanging="360"/>
+      </w:pPr>
+    </w:lvl>
+    <w:lvl w:ilvl="2" w:tplc="359E7D54">
+      <w:start w:val="1"/>
+      <w:numFmt w:val="decimal"/>
+      <w:lvlText w:val="%3."/>
+      <w:lvlJc w:val="left"/>
+      <w:pPr>
+        <w:tabs>
+          <w:tab w:val="num" w:pos="2160"/>
+        </w:tabs>
+        <w:ind w:left="2160" w:hanging="360"/>
+      </w:pPr>
+    </w:lvl>
+    <w:lvl w:ilvl="3" w:tplc="6D0CFF1E" w:tentative="1">
+      <w:start w:val="1"/>
+      <w:numFmt w:val="decimal"/>
+      <w:lvlText w:val="%4."/>
+      <w:lvlJc w:val="left"/>
+      <w:pPr>
+        <w:tabs>
+          <w:tab w:val="num" w:pos="2880"/>
+        </w:tabs>
+        <w:ind w:left="2880" w:hanging="360"/>
+      </w:pPr>
+    </w:lvl>
+    <w:lvl w:ilvl="4" w:tplc="CF9C3352" w:tentative="1">
+      <w:start w:val="1"/>
+      <w:numFmt w:val="decimal"/>
+      <w:lvlText w:val="%5."/>
+      <w:lvlJc w:val="left"/>
+      <w:pPr>
+        <w:tabs>
+          <w:tab w:val="num" w:pos="3600"/>
+        </w:tabs>
+        <w:ind w:left="3600" w:hanging="360"/>
+      </w:pPr>
+    </w:lvl>
+    <w:lvl w:ilvl="5" w:tplc="5D363B1A" w:tentative="1">
+      <w:start w:val="1"/>
+      <w:numFmt w:val="decimal"/>
+      <w:lvlText w:val="%6."/>
+      <w:lvlJc w:val="left"/>
+      <w:pPr>
+        <w:tabs>
+          <w:tab w:val="num" w:pos="4320"/>
+        </w:tabs>
+        <w:ind w:left="4320" w:hanging="360"/>
+      </w:pPr>
+    </w:lvl>
+    <w:lvl w:ilvl="6" w:tplc="CF5EC0CC" w:tentative="1">
+      <w:start w:val="1"/>
+      <w:numFmt w:val="decimal"/>
+      <w:lvlText w:val="%7."/>
+      <w:lvlJc w:val="left"/>
+      <w:pPr>
+        <w:tabs>
+          <w:tab w:val="num" w:pos="5040"/>
+        </w:tabs>
+        <w:ind w:left="5040" w:hanging="360"/>
+      </w:pPr>
+    </w:lvl>
+    <w:lvl w:ilvl="7" w:tplc="E5D80B10" w:tentative="1">
+      <w:start w:val="1"/>
+      <w:numFmt w:val="decimal"/>
+      <w:lvlText w:val="%8."/>
+      <w:lvlJc w:val="left"/>
+      <w:pPr>
+        <w:tabs>
+          <w:tab w:val="num" w:pos="5760"/>
+        </w:tabs>
+        <w:ind w:left="5760" w:hanging="360"/>
+      </w:pPr>
+    </w:lvl>
+    <w:lvl w:ilvl="8" w:tplc="A42CA928" w:tentative="1">
+      <w:start w:val="1"/>
+      <w:numFmt w:val="decimal"/>
+      <w:lvlText w:val="%9."/>
+      <w:lvlJc w:val="left"/>
+      <w:pPr>
+        <w:tabs>
+          <w:tab w:val="num" w:pos="6480"/>
+        </w:tabs>
+        <w:ind w:left="6480" w:hanging="360"/>
+      </w:pPr>
+    </w:lvl>
+  </w:abstractNum>
+  <w:abstractNum w:abstractNumId="5" w15:restartNumberingAfterBreak="0">
+    <w:nsid w:val="21D34913"/>
+    <w:multiLevelType w:val="hybridMultilevel"/>
+    <w:tmpl w:val="51B4FA9A"/>
+    <w:lvl w:ilvl="0" w:tplc="961C51DA">
+      <w:start w:val="1"/>
+      <w:numFmt w:val="decimal"/>
+      <w:lvlText w:val="%1."/>
+      <w:lvlJc w:val="left"/>
+      <w:pPr>
+        <w:tabs>
+          <w:tab w:val="num" w:pos="720"/>
+        </w:tabs>
+        <w:ind w:left="720" w:hanging="360"/>
+      </w:pPr>
+    </w:lvl>
+    <w:lvl w:ilvl="1" w:tplc="AD982414">
+      <w:start w:val="1"/>
+      <w:numFmt w:val="decimal"/>
+      <w:lvlText w:val="%2."/>
+      <w:lvlJc w:val="left"/>
+      <w:pPr>
+        <w:tabs>
+          <w:tab w:val="num" w:pos="1440"/>
+        </w:tabs>
+        <w:ind w:left="1440" w:hanging="360"/>
+      </w:pPr>
+    </w:lvl>
+    <w:lvl w:ilvl="2" w:tplc="6036556C" w:tentative="1">
+      <w:start w:val="1"/>
+      <w:numFmt w:val="decimal"/>
+      <w:lvlText w:val="%3."/>
+      <w:lvlJc w:val="left"/>
+      <w:pPr>
+        <w:tabs>
+          <w:tab w:val="num" w:pos="2160"/>
+        </w:tabs>
+        <w:ind w:left="2160" w:hanging="360"/>
+      </w:pPr>
+    </w:lvl>
+    <w:lvl w:ilvl="3" w:tplc="828224F2" w:tentative="1">
+      <w:start w:val="1"/>
+      <w:numFmt w:val="decimal"/>
+      <w:lvlText w:val="%4."/>
+      <w:lvlJc w:val="left"/>
+      <w:pPr>
+        <w:tabs>
+          <w:tab w:val="num" w:pos="2880"/>
+        </w:tabs>
+        <w:ind w:left="2880" w:hanging="360"/>
+      </w:pPr>
+    </w:lvl>
+    <w:lvl w:ilvl="4" w:tplc="A7005AB8" w:tentative="1">
+      <w:start w:val="1"/>
+      <w:numFmt w:val="decimal"/>
+      <w:lvlText w:val="%5."/>
+      <w:lvlJc w:val="left"/>
+      <w:pPr>
+        <w:tabs>
+          <w:tab w:val="num" w:pos="3600"/>
+        </w:tabs>
+        <w:ind w:left="3600" w:hanging="360"/>
+      </w:pPr>
+    </w:lvl>
+    <w:lvl w:ilvl="5" w:tplc="A2C2544C" w:tentative="1">
+      <w:start w:val="1"/>
+      <w:numFmt w:val="decimal"/>
+      <w:lvlText w:val="%6."/>
+      <w:lvlJc w:val="left"/>
+      <w:pPr>
+        <w:tabs>
+          <w:tab w:val="num" w:pos="4320"/>
+        </w:tabs>
+        <w:ind w:left="4320" w:hanging="360"/>
+      </w:pPr>
+    </w:lvl>
+    <w:lvl w:ilvl="6" w:tplc="6660F33A" w:tentative="1">
+      <w:start w:val="1"/>
+      <w:numFmt w:val="decimal"/>
+      <w:lvlText w:val="%7."/>
+      <w:lvlJc w:val="left"/>
+      <w:pPr>
+        <w:tabs>
+          <w:tab w:val="num" w:pos="5040"/>
+        </w:tabs>
+        <w:ind w:left="5040" w:hanging="360"/>
+      </w:pPr>
+    </w:lvl>
+    <w:lvl w:ilvl="7" w:tplc="91247BBE" w:tentative="1">
+      <w:start w:val="1"/>
+      <w:numFmt w:val="decimal"/>
+      <w:lvlText w:val="%8."/>
+      <w:lvlJc w:val="left"/>
+      <w:pPr>
+        <w:tabs>
+          <w:tab w:val="num" w:pos="5760"/>
+        </w:tabs>
+        <w:ind w:left="5760" w:hanging="360"/>
+      </w:pPr>
+    </w:lvl>
+    <w:lvl w:ilvl="8" w:tplc="B7DC1E06" w:tentative="1">
+      <w:start w:val="1"/>
+      <w:numFmt w:val="decimal"/>
+      <w:lvlText w:val="%9."/>
+      <w:lvlJc w:val="left"/>
+      <w:pPr>
+        <w:tabs>
+          <w:tab w:val="num" w:pos="6480"/>
+        </w:tabs>
+        <w:ind w:left="6480" w:hanging="360"/>
+      </w:pPr>
+    </w:lvl>
+  </w:abstractNum>
+  <w:abstractNum w:abstractNumId="6" w15:restartNumberingAfterBreak="0">
+    <w:nsid w:val="2A484925"/>
+    <w:multiLevelType w:val="hybridMultilevel"/>
+    <w:tmpl w:val="C0E006B4"/>
+    <w:lvl w:ilvl="0" w:tplc="8C4E2A14">
+      <w:start w:val="1"/>
+      <w:numFmt w:val="bullet"/>
+      <w:lvlText w:val="•"/>
+      <w:lvlJc w:val="left"/>
+      <w:pPr>
+        <w:tabs>
+          <w:tab w:val="num" w:pos="720"/>
+        </w:tabs>
+        <w:ind w:left="720" w:hanging="360"/>
+      </w:pPr>
+      <w:rPr>
+        <w:rFonts w:ascii="Arial" w:hAnsi="Arial" w:hint="default"/>
+      </w:rPr>
+    </w:lvl>
+    <w:lvl w:ilvl="1" w:tplc="B9E89DA0" w:tentative="1">
+      <w:start w:val="1"/>
+      <w:numFmt w:val="bullet"/>
+      <w:lvlText w:val="•"/>
+      <w:lvlJc w:val="left"/>
+      <w:pPr>
+        <w:tabs>
+          <w:tab w:val="num" w:pos="1440"/>
+        </w:tabs>
+        <w:ind w:left="1440" w:hanging="360"/>
+      </w:pPr>
+      <w:rPr>
+        <w:rFonts w:ascii="Arial" w:hAnsi="Arial" w:hint="default"/>
+      </w:rPr>
+    </w:lvl>
+    <w:lvl w:ilvl="2" w:tplc="9F503CDA" w:tentative="1">
+      <w:start w:val="1"/>
+      <w:numFmt w:val="bullet"/>
+      <w:lvlText w:val="•"/>
+      <w:lvlJc w:val="left"/>
+      <w:pPr>
+        <w:tabs>
+          <w:tab w:val="num" w:pos="2160"/>
+        </w:tabs>
+        <w:ind w:left="2160" w:hanging="360"/>
+      </w:pPr>
+      <w:rPr>
+        <w:rFonts w:ascii="Arial" w:hAnsi="Arial" w:hint="default"/>
+      </w:rPr>
+    </w:lvl>
+    <w:lvl w:ilvl="3" w:tplc="E25ED86C" w:tentative="1">
+      <w:start w:val="1"/>
+      <w:numFmt w:val="bullet"/>
+      <w:lvlText w:val="•"/>
+      <w:lvlJc w:val="left"/>
+      <w:pPr>
+        <w:tabs>
+          <w:tab w:val="num" w:pos="2880"/>
+        </w:tabs>
+        <w:ind w:left="2880" w:hanging="360"/>
+      </w:pPr>
+      <w:rPr>
+        <w:rFonts w:ascii="Arial" w:hAnsi="Arial" w:hint="default"/>
+      </w:rPr>
+    </w:lvl>
+    <w:lvl w:ilvl="4" w:tplc="4588047C" w:tentative="1">
+      <w:start w:val="1"/>
+      <w:numFmt w:val="bullet"/>
+      <w:lvlText w:val="•"/>
+      <w:lvlJc w:val="left"/>
+      <w:pPr>
+        <w:tabs>
+          <w:tab w:val="num" w:pos="3600"/>
+        </w:tabs>
+        <w:ind w:left="3600" w:hanging="360"/>
+      </w:pPr>
+      <w:rPr>
+        <w:rFonts w:ascii="Arial" w:hAnsi="Arial" w:hint="default"/>
+      </w:rPr>
+    </w:lvl>
+    <w:lvl w:ilvl="5" w:tplc="61404044" w:tentative="1">
+      <w:start w:val="1"/>
+      <w:numFmt w:val="bullet"/>
+      <w:lvlText w:val="•"/>
+      <w:lvlJc w:val="left"/>
+      <w:pPr>
+        <w:tabs>
+          <w:tab w:val="num" w:pos="4320"/>
+        </w:tabs>
+        <w:ind w:left="4320" w:hanging="360"/>
+      </w:pPr>
+      <w:rPr>
+        <w:rFonts w:ascii="Arial" w:hAnsi="Arial" w:hint="default"/>
+      </w:rPr>
+    </w:lvl>
+    <w:lvl w:ilvl="6" w:tplc="F7C4C644" w:tentative="1">
+      <w:start w:val="1"/>
+      <w:numFmt w:val="bullet"/>
+      <w:lvlText w:val="•"/>
+      <w:lvlJc w:val="left"/>
+      <w:pPr>
+        <w:tabs>
+          <w:tab w:val="num" w:pos="5040"/>
+        </w:tabs>
+        <w:ind w:left="5040" w:hanging="360"/>
+      </w:pPr>
+      <w:rPr>
+        <w:rFonts w:ascii="Arial" w:hAnsi="Arial" w:hint="default"/>
+      </w:rPr>
+    </w:lvl>
+    <w:lvl w:ilvl="7" w:tplc="C58E53A2" w:tentative="1">
+      <w:start w:val="1"/>
+      <w:numFmt w:val="bullet"/>
+      <w:lvlText w:val="•"/>
+      <w:lvlJc w:val="left"/>
+      <w:pPr>
+        <w:tabs>
+          <w:tab w:val="num" w:pos="5760"/>
+        </w:tabs>
+        <w:ind w:left="5760" w:hanging="360"/>
+      </w:pPr>
+      <w:rPr>
+        <w:rFonts w:ascii="Arial" w:hAnsi="Arial" w:hint="default"/>
+      </w:rPr>
+    </w:lvl>
+    <w:lvl w:ilvl="8" w:tplc="F078B6AE" w:tentative="1">
+      <w:start w:val="1"/>
+      <w:numFmt w:val="bullet"/>
+      <w:lvlText w:val="•"/>
+      <w:lvlJc w:val="left"/>
+      <w:pPr>
+        <w:tabs>
+          <w:tab w:val="num" w:pos="6480"/>
+        </w:tabs>
+        <w:ind w:left="6480" w:hanging="360"/>
+      </w:pPr>
+      <w:rPr>
+        <w:rFonts w:ascii="Arial" w:hAnsi="Arial" w:hint="default"/>
+      </w:rPr>
+    </w:lvl>
+  </w:abstractNum>
+  <w:abstractNum w:abstractNumId="7" w15:restartNumberingAfterBreak="0">
+    <w:nsid w:val="33F15537"/>
+    <w:multiLevelType w:val="hybridMultilevel"/>
+    <w:tmpl w:val="CDC47AB0"/>
+    <w:lvl w:ilvl="0" w:tplc="1B8E5DA2">
+      <w:start w:val="1"/>
+      <w:numFmt w:val="decimal"/>
+      <w:lvlText w:val="%1."/>
+      <w:lvlJc w:val="left"/>
+      <w:pPr>
+        <w:tabs>
+          <w:tab w:val="num" w:pos="720"/>
+        </w:tabs>
+        <w:ind w:left="720" w:hanging="360"/>
+      </w:pPr>
+    </w:lvl>
+    <w:lvl w:ilvl="1" w:tplc="9DAC6214">
+      <w:start w:val="1"/>
+      <w:numFmt w:val="decimal"/>
+      <w:lvlText w:val="%2."/>
+      <w:lvlJc w:val="left"/>
+      <w:pPr>
+        <w:tabs>
+          <w:tab w:val="num" w:pos="1440"/>
+        </w:tabs>
+        <w:ind w:left="1440" w:hanging="360"/>
+      </w:pPr>
+    </w:lvl>
+    <w:lvl w:ilvl="2" w:tplc="16D8DB2A" w:tentative="1">
+      <w:start w:val="1"/>
+      <w:numFmt w:val="decimal"/>
+      <w:lvlText w:val="%3."/>
+      <w:lvlJc w:val="left"/>
+      <w:pPr>
+        <w:tabs>
+          <w:tab w:val="num" w:pos="2160"/>
+        </w:tabs>
+        <w:ind w:left="2160" w:hanging="360"/>
+      </w:pPr>
+    </w:lvl>
+    <w:lvl w:ilvl="3" w:tplc="8168EBB8" w:tentative="1">
+      <w:start w:val="1"/>
+      <w:numFmt w:val="decimal"/>
+      <w:lvlText w:val="%4."/>
+      <w:lvlJc w:val="left"/>
+      <w:pPr>
+        <w:tabs>
+          <w:tab w:val="num" w:pos="2880"/>
+        </w:tabs>
+        <w:ind w:left="2880" w:hanging="360"/>
+      </w:pPr>
+    </w:lvl>
+    <w:lvl w:ilvl="4" w:tplc="8E222B58" w:tentative="1">
+      <w:start w:val="1"/>
+      <w:numFmt w:val="decimal"/>
+      <w:lvlText w:val="%5."/>
+      <w:lvlJc w:val="left"/>
+      <w:pPr>
+        <w:tabs>
+          <w:tab w:val="num" w:pos="3600"/>
+        </w:tabs>
+        <w:ind w:left="3600" w:hanging="360"/>
+      </w:pPr>
+    </w:lvl>
+    <w:lvl w:ilvl="5" w:tplc="5B5EA732" w:tentative="1">
+      <w:start w:val="1"/>
+      <w:numFmt w:val="decimal"/>
+      <w:lvlText w:val="%6."/>
+      <w:lvlJc w:val="left"/>
+      <w:pPr>
+        <w:tabs>
+          <w:tab w:val="num" w:pos="4320"/>
+        </w:tabs>
+        <w:ind w:left="4320" w:hanging="360"/>
+      </w:pPr>
+    </w:lvl>
+    <w:lvl w:ilvl="6" w:tplc="BA2EF32C" w:tentative="1">
+      <w:start w:val="1"/>
+      <w:numFmt w:val="decimal"/>
+      <w:lvlText w:val="%7."/>
+      <w:lvlJc w:val="left"/>
+      <w:pPr>
+        <w:tabs>
+          <w:tab w:val="num" w:pos="5040"/>
+        </w:tabs>
+        <w:ind w:left="5040" w:hanging="360"/>
+      </w:pPr>
+    </w:lvl>
+    <w:lvl w:ilvl="7" w:tplc="619C2670" w:tentative="1">
+      <w:start w:val="1"/>
+      <w:numFmt w:val="decimal"/>
+      <w:lvlText w:val="%8."/>
+      <w:lvlJc w:val="left"/>
+      <w:pPr>
+        <w:tabs>
+          <w:tab w:val="num" w:pos="5760"/>
+        </w:tabs>
+        <w:ind w:left="5760" w:hanging="360"/>
+      </w:pPr>
+    </w:lvl>
+    <w:lvl w:ilvl="8" w:tplc="06B0EE86" w:tentative="1">
+      <w:start w:val="1"/>
+      <w:numFmt w:val="decimal"/>
+      <w:lvlText w:val="%9."/>
+      <w:lvlJc w:val="left"/>
+      <w:pPr>
+        <w:tabs>
+          <w:tab w:val="num" w:pos="6480"/>
+        </w:tabs>
+        <w:ind w:left="6480" w:hanging="360"/>
+      </w:pPr>
+    </w:lvl>
+  </w:abstractNum>
+  <w:abstractNum w:abstractNumId="8" w15:restartNumberingAfterBreak="0">
+    <w:nsid w:val="36F62B28"/>
+    <w:multiLevelType w:val="hybridMultilevel"/>
+    <w:tmpl w:val="93246518"/>
+    <w:lvl w:ilvl="0" w:tplc="9F32F07E">
+      <w:start w:val="1"/>
+      <w:numFmt w:val="decimal"/>
+      <w:lvlText w:val="%1."/>
+      <w:lvlJc w:val="left"/>
+      <w:pPr>
+        <w:tabs>
+          <w:tab w:val="num" w:pos="720"/>
+        </w:tabs>
+        <w:ind w:left="720" w:hanging="360"/>
+      </w:pPr>
+    </w:lvl>
+    <w:lvl w:ilvl="1" w:tplc="B450EFB2">
+      <w:start w:val="1"/>
+      <w:numFmt w:val="decimal"/>
+      <w:lvlText w:val="%2."/>
+      <w:lvlJc w:val="left"/>
+      <w:pPr>
+        <w:tabs>
+          <w:tab w:val="num" w:pos="1440"/>
+        </w:tabs>
+        <w:ind w:left="1440" w:hanging="360"/>
+      </w:pPr>
+    </w:lvl>
+    <w:lvl w:ilvl="2" w:tplc="36BE8550" w:tentative="1">
+      <w:start w:val="1"/>
+      <w:numFmt w:val="decimal"/>
+      <w:lvlText w:val="%3."/>
+      <w:lvlJc w:val="left"/>
+      <w:pPr>
+        <w:tabs>
+          <w:tab w:val="num" w:pos="2160"/>
+        </w:tabs>
+        <w:ind w:left="2160" w:hanging="360"/>
+      </w:pPr>
+    </w:lvl>
+    <w:lvl w:ilvl="3" w:tplc="F8986C6A" w:tentative="1">
+      <w:start w:val="1"/>
+      <w:numFmt w:val="decimal"/>
+      <w:lvlText w:val="%4."/>
+      <w:lvlJc w:val="left"/>
+      <w:pPr>
+        <w:tabs>
+          <w:tab w:val="num" w:pos="2880"/>
+        </w:tabs>
+        <w:ind w:left="2880" w:hanging="360"/>
+      </w:pPr>
+    </w:lvl>
+    <w:lvl w:ilvl="4" w:tplc="B6101BBA" w:tentative="1">
+      <w:start w:val="1"/>
+      <w:numFmt w:val="decimal"/>
+      <w:lvlText w:val="%5."/>
+      <w:lvlJc w:val="left"/>
+      <w:pPr>
+        <w:tabs>
+          <w:tab w:val="num" w:pos="3600"/>
+        </w:tabs>
+        <w:ind w:left="3600" w:hanging="360"/>
+      </w:pPr>
+    </w:lvl>
+    <w:lvl w:ilvl="5" w:tplc="38D236FE" w:tentative="1">
+      <w:start w:val="1"/>
+      <w:numFmt w:val="decimal"/>
+      <w:lvlText w:val="%6."/>
+      <w:lvlJc w:val="left"/>
+      <w:pPr>
+        <w:tabs>
+          <w:tab w:val="num" w:pos="4320"/>
+        </w:tabs>
+        <w:ind w:left="4320" w:hanging="360"/>
+      </w:pPr>
+    </w:lvl>
+    <w:lvl w:ilvl="6" w:tplc="FD380AA0" w:tentative="1">
+      <w:start w:val="1"/>
+      <w:numFmt w:val="decimal"/>
+      <w:lvlText w:val="%7."/>
+      <w:lvlJc w:val="left"/>
+      <w:pPr>
+        <w:tabs>
+          <w:tab w:val="num" w:pos="5040"/>
+        </w:tabs>
+        <w:ind w:left="5040" w:hanging="360"/>
+      </w:pPr>
+    </w:lvl>
+    <w:lvl w:ilvl="7" w:tplc="DE40D8A4" w:tentative="1">
+      <w:start w:val="1"/>
+      <w:numFmt w:val="decimal"/>
+      <w:lvlText w:val="%8."/>
+      <w:lvlJc w:val="left"/>
+      <w:pPr>
+        <w:tabs>
+          <w:tab w:val="num" w:pos="5760"/>
+        </w:tabs>
+        <w:ind w:left="5760" w:hanging="360"/>
+      </w:pPr>
+    </w:lvl>
+    <w:lvl w:ilvl="8" w:tplc="9080FC66" w:tentative="1">
+      <w:start w:val="1"/>
+      <w:numFmt w:val="decimal"/>
+      <w:lvlText w:val="%9."/>
+      <w:lvlJc w:val="left"/>
+      <w:pPr>
+        <w:tabs>
+          <w:tab w:val="num" w:pos="6480"/>
+        </w:tabs>
+        <w:ind w:left="6480" w:hanging="360"/>
+      </w:pPr>
+    </w:lvl>
+  </w:abstractNum>
+  <w:abstractNum w:abstractNumId="9" w15:restartNumberingAfterBreak="0">
+    <w:nsid w:val="41146BEE"/>
+    <w:multiLevelType w:val="hybridMultilevel"/>
+    <w:tmpl w:val="CC3E0494"/>
+    <w:lvl w:ilvl="0" w:tplc="0E20682A">
+      <w:start w:val="1"/>
+      <w:numFmt w:val="decimal"/>
+      <w:lvlText w:val="%1."/>
+      <w:lvlJc w:val="left"/>
+      <w:pPr>
+        <w:tabs>
+          <w:tab w:val="num" w:pos="720"/>
+        </w:tabs>
+        <w:ind w:left="720" w:hanging="360"/>
+      </w:pPr>
+    </w:lvl>
+    <w:lvl w:ilvl="1" w:tplc="A0E051D0">
+      <w:start w:val="1"/>
+      <w:numFmt w:val="decimal"/>
+      <w:lvlText w:val="%2."/>
+      <w:lvlJc w:val="left"/>
+      <w:pPr>
+        <w:tabs>
+          <w:tab w:val="num" w:pos="1440"/>
+        </w:tabs>
+        <w:ind w:left="1440" w:hanging="360"/>
+      </w:pPr>
+    </w:lvl>
+    <w:lvl w:ilvl="2" w:tplc="1C4AAB62" w:tentative="1">
+      <w:start w:val="1"/>
+      <w:numFmt w:val="decimal"/>
+      <w:lvlText w:val="%3."/>
+      <w:lvlJc w:val="left"/>
+      <w:pPr>
+        <w:tabs>
+          <w:tab w:val="num" w:pos="2160"/>
+        </w:tabs>
+        <w:ind w:left="2160" w:hanging="360"/>
+      </w:pPr>
+    </w:lvl>
+    <w:lvl w:ilvl="3" w:tplc="5A36296A" w:tentative="1">
+      <w:start w:val="1"/>
+      <w:numFmt w:val="decimal"/>
+      <w:lvlText w:val="%4."/>
+      <w:lvlJc w:val="left"/>
+      <w:pPr>
+        <w:tabs>
+          <w:tab w:val="num" w:pos="2880"/>
+        </w:tabs>
+        <w:ind w:left="2880" w:hanging="360"/>
+      </w:pPr>
+    </w:lvl>
+    <w:lvl w:ilvl="4" w:tplc="265AD20E" w:tentative="1">
+      <w:start w:val="1"/>
+      <w:numFmt w:val="decimal"/>
+      <w:lvlText w:val="%5."/>
+      <w:lvlJc w:val="left"/>
+      <w:pPr>
+        <w:tabs>
+          <w:tab w:val="num" w:pos="3600"/>
+        </w:tabs>
+        <w:ind w:left="3600" w:hanging="360"/>
+      </w:pPr>
+    </w:lvl>
+    <w:lvl w:ilvl="5" w:tplc="00507D3E" w:tentative="1">
+      <w:start w:val="1"/>
+      <w:numFmt w:val="decimal"/>
+      <w:lvlText w:val="%6."/>
+      <w:lvlJc w:val="left"/>
+      <w:pPr>
+        <w:tabs>
+          <w:tab w:val="num" w:pos="4320"/>
+        </w:tabs>
+        <w:ind w:left="4320" w:hanging="360"/>
+      </w:pPr>
+    </w:lvl>
+    <w:lvl w:ilvl="6" w:tplc="44644136" w:tentative="1">
+      <w:start w:val="1"/>
+      <w:numFmt w:val="decimal"/>
+      <w:lvlText w:val="%7."/>
+      <w:lvlJc w:val="left"/>
+      <w:pPr>
+        <w:tabs>
+          <w:tab w:val="num" w:pos="5040"/>
+        </w:tabs>
+        <w:ind w:left="5040" w:hanging="360"/>
+      </w:pPr>
+    </w:lvl>
+    <w:lvl w:ilvl="7" w:tplc="420AEFA0" w:tentative="1">
+      <w:start w:val="1"/>
+      <w:numFmt w:val="decimal"/>
+      <w:lvlText w:val="%8."/>
+      <w:lvlJc w:val="left"/>
+      <w:pPr>
+        <w:tabs>
+          <w:tab w:val="num" w:pos="5760"/>
+        </w:tabs>
+        <w:ind w:left="5760" w:hanging="360"/>
+      </w:pPr>
+    </w:lvl>
+    <w:lvl w:ilvl="8" w:tplc="7E0AAE64" w:tentative="1">
+      <w:start w:val="1"/>
+      <w:numFmt w:val="decimal"/>
+      <w:lvlText w:val="%9."/>
+      <w:lvlJc w:val="left"/>
+      <w:pPr>
+        <w:tabs>
+          <w:tab w:val="num" w:pos="6480"/>
+        </w:tabs>
+        <w:ind w:left="6480" w:hanging="360"/>
+      </w:pPr>
+    </w:lvl>
+  </w:abstractNum>
+  <w:abstractNum w:abstractNumId="10" w15:restartNumberingAfterBreak="0">
     <w:nsid w:val="444B21D0"/>
     <w:multiLevelType w:val="hybridMultilevel"/>
     <w:tmpl w:val="BB846260"/>
@@ -1594,7 +5084,120 @@
       </w:pPr>
     </w:lvl>
   </w:abstractNum>
-  <w:abstractNum w:abstractNumId="4" w15:restartNumberingAfterBreak="0">
+  <w:abstractNum w:abstractNumId="11" w15:restartNumberingAfterBreak="0">
+    <w:nsid w:val="4B3448EE"/>
+    <w:multiLevelType w:val="hybridMultilevel"/>
+    <w:tmpl w:val="2986431E"/>
+    <w:lvl w:ilvl="0" w:tplc="58DC630A">
+      <w:start w:val="1"/>
+      <w:numFmt w:val="decimal"/>
+      <w:lvlText w:val="%1."/>
+      <w:lvlJc w:val="left"/>
+      <w:pPr>
+        <w:tabs>
+          <w:tab w:val="num" w:pos="720"/>
+        </w:tabs>
+        <w:ind w:left="720" w:hanging="360"/>
+      </w:pPr>
+    </w:lvl>
+    <w:lvl w:ilvl="1" w:tplc="0E6A730A">
+      <w:start w:val="1"/>
+      <w:numFmt w:val="decimal"/>
+      <w:lvlText w:val="%2."/>
+      <w:lvlJc w:val="left"/>
+      <w:pPr>
+        <w:tabs>
+          <w:tab w:val="num" w:pos="1440"/>
+        </w:tabs>
+        <w:ind w:left="1440" w:hanging="360"/>
+      </w:pPr>
+    </w:lvl>
+    <w:lvl w:ilvl="2" w:tplc="CF8231A4" w:tentative="1">
+      <w:start w:val="1"/>
+      <w:numFmt w:val="decimal"/>
+      <w:lvlText w:val="%3."/>
+      <w:lvlJc w:val="left"/>
+      <w:pPr>
+        <w:tabs>
+          <w:tab w:val="num" w:pos="2160"/>
+        </w:tabs>
+        <w:ind w:left="2160" w:hanging="360"/>
+      </w:pPr>
+    </w:lvl>
+    <w:lvl w:ilvl="3" w:tplc="D63690BC" w:tentative="1">
+      <w:start w:val="1"/>
+      <w:numFmt w:val="decimal"/>
+      <w:lvlText w:val="%4."/>
+      <w:lvlJc w:val="left"/>
+      <w:pPr>
+        <w:tabs>
+          <w:tab w:val="num" w:pos="2880"/>
+        </w:tabs>
+        <w:ind w:left="2880" w:hanging="360"/>
+      </w:pPr>
+    </w:lvl>
+    <w:lvl w:ilvl="4" w:tplc="21C29708" w:tentative="1">
+      <w:start w:val="1"/>
+      <w:numFmt w:val="decimal"/>
+      <w:lvlText w:val="%5."/>
+      <w:lvlJc w:val="left"/>
+      <w:pPr>
+        <w:tabs>
+          <w:tab w:val="num" w:pos="3600"/>
+        </w:tabs>
+        <w:ind w:left="3600" w:hanging="360"/>
+      </w:pPr>
+    </w:lvl>
+    <w:lvl w:ilvl="5" w:tplc="7930AE30" w:tentative="1">
+      <w:start w:val="1"/>
+      <w:numFmt w:val="decimal"/>
+      <w:lvlText w:val="%6."/>
+      <w:lvlJc w:val="left"/>
+      <w:pPr>
+        <w:tabs>
+          <w:tab w:val="num" w:pos="4320"/>
+        </w:tabs>
+        <w:ind w:left="4320" w:hanging="360"/>
+      </w:pPr>
+    </w:lvl>
+    <w:lvl w:ilvl="6" w:tplc="E4924C06" w:tentative="1">
+      <w:start w:val="1"/>
+      <w:numFmt w:val="decimal"/>
+      <w:lvlText w:val="%7."/>
+      <w:lvlJc w:val="left"/>
+      <w:pPr>
+        <w:tabs>
+          <w:tab w:val="num" w:pos="5040"/>
+        </w:tabs>
+        <w:ind w:left="5040" w:hanging="360"/>
+      </w:pPr>
+    </w:lvl>
+    <w:lvl w:ilvl="7" w:tplc="D99245FA" w:tentative="1">
+      <w:start w:val="1"/>
+      <w:numFmt w:val="decimal"/>
+      <w:lvlText w:val="%8."/>
+      <w:lvlJc w:val="left"/>
+      <w:pPr>
+        <w:tabs>
+          <w:tab w:val="num" w:pos="5760"/>
+        </w:tabs>
+        <w:ind w:left="5760" w:hanging="360"/>
+      </w:pPr>
+    </w:lvl>
+    <w:lvl w:ilvl="8" w:tplc="EDEE67E6" w:tentative="1">
+      <w:start w:val="1"/>
+      <w:numFmt w:val="decimal"/>
+      <w:lvlText w:val="%9."/>
+      <w:lvlJc w:val="left"/>
+      <w:pPr>
+        <w:tabs>
+          <w:tab w:val="num" w:pos="6480"/>
+        </w:tabs>
+        <w:ind w:left="6480" w:hanging="360"/>
+      </w:pPr>
+    </w:lvl>
+  </w:abstractNum>
+  <w:abstractNum w:abstractNumId="12" w15:restartNumberingAfterBreak="0">
     <w:nsid w:val="4DD075D3"/>
     <w:multiLevelType w:val="hybridMultilevel"/>
     <w:tmpl w:val="E59E5F56"/>
@@ -1707,7 +5310,545 @@
       </w:rPr>
     </w:lvl>
   </w:abstractNum>
-  <w:abstractNum w:abstractNumId="5" w15:restartNumberingAfterBreak="0">
+  <w:abstractNum w:abstractNumId="13" w15:restartNumberingAfterBreak="0">
+    <w:nsid w:val="4F7D266E"/>
+    <w:multiLevelType w:val="hybridMultilevel"/>
+    <w:tmpl w:val="1EB6B6B6"/>
+    <w:lvl w:ilvl="0" w:tplc="0760554C">
+      <w:start w:val="1"/>
+      <w:numFmt w:val="decimal"/>
+      <w:lvlText w:val="%1."/>
+      <w:lvlJc w:val="left"/>
+      <w:pPr>
+        <w:tabs>
+          <w:tab w:val="num" w:pos="720"/>
+        </w:tabs>
+        <w:ind w:left="720" w:hanging="360"/>
+      </w:pPr>
+    </w:lvl>
+    <w:lvl w:ilvl="1" w:tplc="D2AEF712">
+      <w:start w:val="1"/>
+      <w:numFmt w:val="decimal"/>
+      <w:lvlText w:val="%2."/>
+      <w:lvlJc w:val="left"/>
+      <w:pPr>
+        <w:tabs>
+          <w:tab w:val="num" w:pos="1440"/>
+        </w:tabs>
+        <w:ind w:left="1440" w:hanging="360"/>
+      </w:pPr>
+    </w:lvl>
+    <w:lvl w:ilvl="2" w:tplc="2318DD00" w:tentative="1">
+      <w:start w:val="1"/>
+      <w:numFmt w:val="decimal"/>
+      <w:lvlText w:val="%3."/>
+      <w:lvlJc w:val="left"/>
+      <w:pPr>
+        <w:tabs>
+          <w:tab w:val="num" w:pos="2160"/>
+        </w:tabs>
+        <w:ind w:left="2160" w:hanging="360"/>
+      </w:pPr>
+    </w:lvl>
+    <w:lvl w:ilvl="3" w:tplc="F3443D1A" w:tentative="1">
+      <w:start w:val="1"/>
+      <w:numFmt w:val="decimal"/>
+      <w:lvlText w:val="%4."/>
+      <w:lvlJc w:val="left"/>
+      <w:pPr>
+        <w:tabs>
+          <w:tab w:val="num" w:pos="2880"/>
+        </w:tabs>
+        <w:ind w:left="2880" w:hanging="360"/>
+      </w:pPr>
+    </w:lvl>
+    <w:lvl w:ilvl="4" w:tplc="664CD966" w:tentative="1">
+      <w:start w:val="1"/>
+      <w:numFmt w:val="decimal"/>
+      <w:lvlText w:val="%5."/>
+      <w:lvlJc w:val="left"/>
+      <w:pPr>
+        <w:tabs>
+          <w:tab w:val="num" w:pos="3600"/>
+        </w:tabs>
+        <w:ind w:left="3600" w:hanging="360"/>
+      </w:pPr>
+    </w:lvl>
+    <w:lvl w:ilvl="5" w:tplc="D63430B2" w:tentative="1">
+      <w:start w:val="1"/>
+      <w:numFmt w:val="decimal"/>
+      <w:lvlText w:val="%6."/>
+      <w:lvlJc w:val="left"/>
+      <w:pPr>
+        <w:tabs>
+          <w:tab w:val="num" w:pos="4320"/>
+        </w:tabs>
+        <w:ind w:left="4320" w:hanging="360"/>
+      </w:pPr>
+    </w:lvl>
+    <w:lvl w:ilvl="6" w:tplc="707A594C" w:tentative="1">
+      <w:start w:val="1"/>
+      <w:numFmt w:val="decimal"/>
+      <w:lvlText w:val="%7."/>
+      <w:lvlJc w:val="left"/>
+      <w:pPr>
+        <w:tabs>
+          <w:tab w:val="num" w:pos="5040"/>
+        </w:tabs>
+        <w:ind w:left="5040" w:hanging="360"/>
+      </w:pPr>
+    </w:lvl>
+    <w:lvl w:ilvl="7" w:tplc="36AE15D8" w:tentative="1">
+      <w:start w:val="1"/>
+      <w:numFmt w:val="decimal"/>
+      <w:lvlText w:val="%8."/>
+      <w:lvlJc w:val="left"/>
+      <w:pPr>
+        <w:tabs>
+          <w:tab w:val="num" w:pos="5760"/>
+        </w:tabs>
+        <w:ind w:left="5760" w:hanging="360"/>
+      </w:pPr>
+    </w:lvl>
+    <w:lvl w:ilvl="8" w:tplc="6B0E7B66" w:tentative="1">
+      <w:start w:val="1"/>
+      <w:numFmt w:val="decimal"/>
+      <w:lvlText w:val="%9."/>
+      <w:lvlJc w:val="left"/>
+      <w:pPr>
+        <w:tabs>
+          <w:tab w:val="num" w:pos="6480"/>
+        </w:tabs>
+        <w:ind w:left="6480" w:hanging="360"/>
+      </w:pPr>
+    </w:lvl>
+  </w:abstractNum>
+  <w:abstractNum w:abstractNumId="14" w15:restartNumberingAfterBreak="0">
+    <w:nsid w:val="57D14206"/>
+    <w:multiLevelType w:val="hybridMultilevel"/>
+    <w:tmpl w:val="49ACA426"/>
+    <w:lvl w:ilvl="0" w:tplc="BFBC14B4">
+      <w:start w:val="1"/>
+      <w:numFmt w:val="decimal"/>
+      <w:lvlText w:val="%1."/>
+      <w:lvlJc w:val="left"/>
+      <w:pPr>
+        <w:tabs>
+          <w:tab w:val="num" w:pos="720"/>
+        </w:tabs>
+        <w:ind w:left="720" w:hanging="360"/>
+      </w:pPr>
+    </w:lvl>
+    <w:lvl w:ilvl="1" w:tplc="7C1E27D2">
+      <w:start w:val="1"/>
+      <w:numFmt w:val="decimal"/>
+      <w:lvlText w:val="%2."/>
+      <w:lvlJc w:val="left"/>
+      <w:pPr>
+        <w:tabs>
+          <w:tab w:val="num" w:pos="1440"/>
+        </w:tabs>
+        <w:ind w:left="1440" w:hanging="360"/>
+      </w:pPr>
+    </w:lvl>
+    <w:lvl w:ilvl="2" w:tplc="206E73D8">
+      <w:start w:val="1"/>
+      <w:numFmt w:val="decimal"/>
+      <w:lvlText w:val="%3."/>
+      <w:lvlJc w:val="left"/>
+      <w:pPr>
+        <w:tabs>
+          <w:tab w:val="num" w:pos="2160"/>
+        </w:tabs>
+        <w:ind w:left="2160" w:hanging="360"/>
+      </w:pPr>
+    </w:lvl>
+    <w:lvl w:ilvl="3" w:tplc="BBA66520" w:tentative="1">
+      <w:start w:val="1"/>
+      <w:numFmt w:val="decimal"/>
+      <w:lvlText w:val="%4."/>
+      <w:lvlJc w:val="left"/>
+      <w:pPr>
+        <w:tabs>
+          <w:tab w:val="num" w:pos="2880"/>
+        </w:tabs>
+        <w:ind w:left="2880" w:hanging="360"/>
+      </w:pPr>
+    </w:lvl>
+    <w:lvl w:ilvl="4" w:tplc="EFA63D9E" w:tentative="1">
+      <w:start w:val="1"/>
+      <w:numFmt w:val="decimal"/>
+      <w:lvlText w:val="%5."/>
+      <w:lvlJc w:val="left"/>
+      <w:pPr>
+        <w:tabs>
+          <w:tab w:val="num" w:pos="3600"/>
+        </w:tabs>
+        <w:ind w:left="3600" w:hanging="360"/>
+      </w:pPr>
+    </w:lvl>
+    <w:lvl w:ilvl="5" w:tplc="487C53D2" w:tentative="1">
+      <w:start w:val="1"/>
+      <w:numFmt w:val="decimal"/>
+      <w:lvlText w:val="%6."/>
+      <w:lvlJc w:val="left"/>
+      <w:pPr>
+        <w:tabs>
+          <w:tab w:val="num" w:pos="4320"/>
+        </w:tabs>
+        <w:ind w:left="4320" w:hanging="360"/>
+      </w:pPr>
+    </w:lvl>
+    <w:lvl w:ilvl="6" w:tplc="34FC0D50" w:tentative="1">
+      <w:start w:val="1"/>
+      <w:numFmt w:val="decimal"/>
+      <w:lvlText w:val="%7."/>
+      <w:lvlJc w:val="left"/>
+      <w:pPr>
+        <w:tabs>
+          <w:tab w:val="num" w:pos="5040"/>
+        </w:tabs>
+        <w:ind w:left="5040" w:hanging="360"/>
+      </w:pPr>
+    </w:lvl>
+    <w:lvl w:ilvl="7" w:tplc="39CA78EA" w:tentative="1">
+      <w:start w:val="1"/>
+      <w:numFmt w:val="decimal"/>
+      <w:lvlText w:val="%8."/>
+      <w:lvlJc w:val="left"/>
+      <w:pPr>
+        <w:tabs>
+          <w:tab w:val="num" w:pos="5760"/>
+        </w:tabs>
+        <w:ind w:left="5760" w:hanging="360"/>
+      </w:pPr>
+    </w:lvl>
+    <w:lvl w:ilvl="8" w:tplc="2B5E03C8" w:tentative="1">
+      <w:start w:val="1"/>
+      <w:numFmt w:val="decimal"/>
+      <w:lvlText w:val="%9."/>
+      <w:lvlJc w:val="left"/>
+      <w:pPr>
+        <w:tabs>
+          <w:tab w:val="num" w:pos="6480"/>
+        </w:tabs>
+        <w:ind w:left="6480" w:hanging="360"/>
+      </w:pPr>
+    </w:lvl>
+  </w:abstractNum>
+  <w:abstractNum w:abstractNumId="15" w15:restartNumberingAfterBreak="0">
+    <w:nsid w:val="5D2101B9"/>
+    <w:multiLevelType w:val="hybridMultilevel"/>
+    <w:tmpl w:val="8CEEFE00"/>
+    <w:lvl w:ilvl="0" w:tplc="0406000F">
+      <w:start w:val="1"/>
+      <w:numFmt w:val="decimal"/>
+      <w:lvlText w:val="%1."/>
+      <w:lvlJc w:val="left"/>
+      <w:pPr>
+        <w:ind w:left="720" w:hanging="360"/>
+      </w:pPr>
+    </w:lvl>
+    <w:lvl w:ilvl="1" w:tplc="04060019">
+      <w:start w:val="1"/>
+      <w:numFmt w:val="lowerLetter"/>
+      <w:lvlText w:val="%2."/>
+      <w:lvlJc w:val="left"/>
+      <w:pPr>
+        <w:ind w:left="1440" w:hanging="360"/>
+      </w:pPr>
+    </w:lvl>
+    <w:lvl w:ilvl="2" w:tplc="0406001B">
+      <w:start w:val="1"/>
+      <w:numFmt w:val="lowerRoman"/>
+      <w:lvlText w:val="%3."/>
+      <w:lvlJc w:val="right"/>
+      <w:pPr>
+        <w:ind w:left="2160" w:hanging="180"/>
+      </w:pPr>
+    </w:lvl>
+    <w:lvl w:ilvl="3" w:tplc="0406000F" w:tentative="1">
+      <w:start w:val="1"/>
+      <w:numFmt w:val="decimal"/>
+      <w:lvlText w:val="%4."/>
+      <w:lvlJc w:val="left"/>
+      <w:pPr>
+        <w:ind w:left="2880" w:hanging="360"/>
+      </w:pPr>
+    </w:lvl>
+    <w:lvl w:ilvl="4" w:tplc="04060019" w:tentative="1">
+      <w:start w:val="1"/>
+      <w:numFmt w:val="lowerLetter"/>
+      <w:lvlText w:val="%5."/>
+      <w:lvlJc w:val="left"/>
+      <w:pPr>
+        <w:ind w:left="3600" w:hanging="360"/>
+      </w:pPr>
+    </w:lvl>
+    <w:lvl w:ilvl="5" w:tplc="0406001B" w:tentative="1">
+      <w:start w:val="1"/>
+      <w:numFmt w:val="lowerRoman"/>
+      <w:lvlText w:val="%6."/>
+      <w:lvlJc w:val="right"/>
+      <w:pPr>
+        <w:ind w:left="4320" w:hanging="180"/>
+      </w:pPr>
+    </w:lvl>
+    <w:lvl w:ilvl="6" w:tplc="0406000F" w:tentative="1">
+      <w:start w:val="1"/>
+      <w:numFmt w:val="decimal"/>
+      <w:lvlText w:val="%7."/>
+      <w:lvlJc w:val="left"/>
+      <w:pPr>
+        <w:ind w:left="5040" w:hanging="360"/>
+      </w:pPr>
+    </w:lvl>
+    <w:lvl w:ilvl="7" w:tplc="04060019" w:tentative="1">
+      <w:start w:val="1"/>
+      <w:numFmt w:val="lowerLetter"/>
+      <w:lvlText w:val="%8."/>
+      <w:lvlJc w:val="left"/>
+      <w:pPr>
+        <w:ind w:left="5760" w:hanging="360"/>
+      </w:pPr>
+    </w:lvl>
+    <w:lvl w:ilvl="8" w:tplc="0406001B" w:tentative="1">
+      <w:start w:val="1"/>
+      <w:numFmt w:val="lowerRoman"/>
+      <w:lvlText w:val="%9."/>
+      <w:lvlJc w:val="right"/>
+      <w:pPr>
+        <w:ind w:left="6480" w:hanging="180"/>
+      </w:pPr>
+    </w:lvl>
+  </w:abstractNum>
+  <w:abstractNum w:abstractNumId="16" w15:restartNumberingAfterBreak="0">
+    <w:nsid w:val="729872BA"/>
+    <w:multiLevelType w:val="hybridMultilevel"/>
+    <w:tmpl w:val="1AE05E28"/>
+    <w:lvl w:ilvl="0" w:tplc="9CD4F9A2">
+      <w:start w:val="1"/>
+      <w:numFmt w:val="decimal"/>
+      <w:lvlText w:val="%1."/>
+      <w:lvlJc w:val="left"/>
+      <w:pPr>
+        <w:tabs>
+          <w:tab w:val="num" w:pos="720"/>
+        </w:tabs>
+        <w:ind w:left="720" w:hanging="360"/>
+      </w:pPr>
+    </w:lvl>
+    <w:lvl w:ilvl="1" w:tplc="66CE847E">
+      <w:start w:val="1"/>
+      <w:numFmt w:val="decimal"/>
+      <w:lvlText w:val="%2."/>
+      <w:lvlJc w:val="left"/>
+      <w:pPr>
+        <w:tabs>
+          <w:tab w:val="num" w:pos="1440"/>
+        </w:tabs>
+        <w:ind w:left="1440" w:hanging="360"/>
+      </w:pPr>
+    </w:lvl>
+    <w:lvl w:ilvl="2" w:tplc="3878DE8C" w:tentative="1">
+      <w:start w:val="1"/>
+      <w:numFmt w:val="decimal"/>
+      <w:lvlText w:val="%3."/>
+      <w:lvlJc w:val="left"/>
+      <w:pPr>
+        <w:tabs>
+          <w:tab w:val="num" w:pos="2160"/>
+        </w:tabs>
+        <w:ind w:left="2160" w:hanging="360"/>
+      </w:pPr>
+    </w:lvl>
+    <w:lvl w:ilvl="3" w:tplc="3E5A85A6" w:tentative="1">
+      <w:start w:val="1"/>
+      <w:numFmt w:val="decimal"/>
+      <w:lvlText w:val="%4."/>
+      <w:lvlJc w:val="left"/>
+      <w:pPr>
+        <w:tabs>
+          <w:tab w:val="num" w:pos="2880"/>
+        </w:tabs>
+        <w:ind w:left="2880" w:hanging="360"/>
+      </w:pPr>
+    </w:lvl>
+    <w:lvl w:ilvl="4" w:tplc="D5A478B4" w:tentative="1">
+      <w:start w:val="1"/>
+      <w:numFmt w:val="decimal"/>
+      <w:lvlText w:val="%5."/>
+      <w:lvlJc w:val="left"/>
+      <w:pPr>
+        <w:tabs>
+          <w:tab w:val="num" w:pos="3600"/>
+        </w:tabs>
+        <w:ind w:left="3600" w:hanging="360"/>
+      </w:pPr>
+    </w:lvl>
+    <w:lvl w:ilvl="5" w:tplc="22B006C8" w:tentative="1">
+      <w:start w:val="1"/>
+      <w:numFmt w:val="decimal"/>
+      <w:lvlText w:val="%6."/>
+      <w:lvlJc w:val="left"/>
+      <w:pPr>
+        <w:tabs>
+          <w:tab w:val="num" w:pos="4320"/>
+        </w:tabs>
+        <w:ind w:left="4320" w:hanging="360"/>
+      </w:pPr>
+    </w:lvl>
+    <w:lvl w:ilvl="6" w:tplc="74601026" w:tentative="1">
+      <w:start w:val="1"/>
+      <w:numFmt w:val="decimal"/>
+      <w:lvlText w:val="%7."/>
+      <w:lvlJc w:val="left"/>
+      <w:pPr>
+        <w:tabs>
+          <w:tab w:val="num" w:pos="5040"/>
+        </w:tabs>
+        <w:ind w:left="5040" w:hanging="360"/>
+      </w:pPr>
+    </w:lvl>
+    <w:lvl w:ilvl="7" w:tplc="E2B4D5CA" w:tentative="1">
+      <w:start w:val="1"/>
+      <w:numFmt w:val="decimal"/>
+      <w:lvlText w:val="%8."/>
+      <w:lvlJc w:val="left"/>
+      <w:pPr>
+        <w:tabs>
+          <w:tab w:val="num" w:pos="5760"/>
+        </w:tabs>
+        <w:ind w:left="5760" w:hanging="360"/>
+      </w:pPr>
+    </w:lvl>
+    <w:lvl w:ilvl="8" w:tplc="5F3C0D06" w:tentative="1">
+      <w:start w:val="1"/>
+      <w:numFmt w:val="decimal"/>
+      <w:lvlText w:val="%9."/>
+      <w:lvlJc w:val="left"/>
+      <w:pPr>
+        <w:tabs>
+          <w:tab w:val="num" w:pos="6480"/>
+        </w:tabs>
+        <w:ind w:left="6480" w:hanging="360"/>
+      </w:pPr>
+    </w:lvl>
+  </w:abstractNum>
+  <w:abstractNum w:abstractNumId="17" w15:restartNumberingAfterBreak="0">
+    <w:nsid w:val="75190EAE"/>
+    <w:multiLevelType w:val="hybridMultilevel"/>
+    <w:tmpl w:val="9B467BEC"/>
+    <w:lvl w:ilvl="0" w:tplc="8F08CFBA">
+      <w:start w:val="1"/>
+      <w:numFmt w:val="decimal"/>
+      <w:lvlText w:val="%1."/>
+      <w:lvlJc w:val="left"/>
+      <w:pPr>
+        <w:tabs>
+          <w:tab w:val="num" w:pos="720"/>
+        </w:tabs>
+        <w:ind w:left="720" w:hanging="360"/>
+      </w:pPr>
+    </w:lvl>
+    <w:lvl w:ilvl="1" w:tplc="C582A138">
+      <w:start w:val="1"/>
+      <w:numFmt w:val="decimal"/>
+      <w:lvlText w:val="%2."/>
+      <w:lvlJc w:val="left"/>
+      <w:pPr>
+        <w:tabs>
+          <w:tab w:val="num" w:pos="1440"/>
+        </w:tabs>
+        <w:ind w:left="1440" w:hanging="360"/>
+      </w:pPr>
+    </w:lvl>
+    <w:lvl w:ilvl="2" w:tplc="54BE79B0">
+      <w:start w:val="1"/>
+      <w:numFmt w:val="decimal"/>
+      <w:lvlText w:val="%3."/>
+      <w:lvlJc w:val="left"/>
+      <w:pPr>
+        <w:tabs>
+          <w:tab w:val="num" w:pos="2160"/>
+        </w:tabs>
+        <w:ind w:left="2160" w:hanging="360"/>
+      </w:pPr>
+    </w:lvl>
+    <w:lvl w:ilvl="3" w:tplc="BA50FD84" w:tentative="1">
+      <w:start w:val="1"/>
+      <w:numFmt w:val="decimal"/>
+      <w:lvlText w:val="%4."/>
+      <w:lvlJc w:val="left"/>
+      <w:pPr>
+        <w:tabs>
+          <w:tab w:val="num" w:pos="2880"/>
+        </w:tabs>
+        <w:ind w:left="2880" w:hanging="360"/>
+      </w:pPr>
+    </w:lvl>
+    <w:lvl w:ilvl="4" w:tplc="74C89B48" w:tentative="1">
+      <w:start w:val="1"/>
+      <w:numFmt w:val="decimal"/>
+      <w:lvlText w:val="%5."/>
+      <w:lvlJc w:val="left"/>
+      <w:pPr>
+        <w:tabs>
+          <w:tab w:val="num" w:pos="3600"/>
+        </w:tabs>
+        <w:ind w:left="3600" w:hanging="360"/>
+      </w:pPr>
+    </w:lvl>
+    <w:lvl w:ilvl="5" w:tplc="982EB724" w:tentative="1">
+      <w:start w:val="1"/>
+      <w:numFmt w:val="decimal"/>
+      <w:lvlText w:val="%6."/>
+      <w:lvlJc w:val="left"/>
+      <w:pPr>
+        <w:tabs>
+          <w:tab w:val="num" w:pos="4320"/>
+        </w:tabs>
+        <w:ind w:left="4320" w:hanging="360"/>
+      </w:pPr>
+    </w:lvl>
+    <w:lvl w:ilvl="6" w:tplc="79308EB0" w:tentative="1">
+      <w:start w:val="1"/>
+      <w:numFmt w:val="decimal"/>
+      <w:lvlText w:val="%7."/>
+      <w:lvlJc w:val="left"/>
+      <w:pPr>
+        <w:tabs>
+          <w:tab w:val="num" w:pos="5040"/>
+        </w:tabs>
+        <w:ind w:left="5040" w:hanging="360"/>
+      </w:pPr>
+    </w:lvl>
+    <w:lvl w:ilvl="7" w:tplc="7E34083E" w:tentative="1">
+      <w:start w:val="1"/>
+      <w:numFmt w:val="decimal"/>
+      <w:lvlText w:val="%8."/>
+      <w:lvlJc w:val="left"/>
+      <w:pPr>
+        <w:tabs>
+          <w:tab w:val="num" w:pos="5760"/>
+        </w:tabs>
+        <w:ind w:left="5760" w:hanging="360"/>
+      </w:pPr>
+    </w:lvl>
+    <w:lvl w:ilvl="8" w:tplc="A06A796C" w:tentative="1">
+      <w:start w:val="1"/>
+      <w:numFmt w:val="decimal"/>
+      <w:lvlText w:val="%9."/>
+      <w:lvlJc w:val="left"/>
+      <w:pPr>
+        <w:tabs>
+          <w:tab w:val="num" w:pos="6480"/>
+        </w:tabs>
+        <w:ind w:left="6480" w:hanging="360"/>
+      </w:pPr>
+    </w:lvl>
+  </w:abstractNum>
+  <w:abstractNum w:abstractNumId="18" w15:restartNumberingAfterBreak="0">
     <w:nsid w:val="75B041F2"/>
     <w:multiLevelType w:val="hybridMultilevel"/>
     <w:tmpl w:val="494AF32E"/>
@@ -1847,7 +5988,120 @@
       </w:rPr>
     </w:lvl>
   </w:abstractNum>
-  <w:abstractNum w:abstractNumId="6" w15:restartNumberingAfterBreak="0">
+  <w:abstractNum w:abstractNumId="19" w15:restartNumberingAfterBreak="0">
+    <w:nsid w:val="76736C85"/>
+    <w:multiLevelType w:val="hybridMultilevel"/>
+    <w:tmpl w:val="F9BE7890"/>
+    <w:lvl w:ilvl="0" w:tplc="B2ACE024">
+      <w:start w:val="1"/>
+      <w:numFmt w:val="decimal"/>
+      <w:lvlText w:val="%1."/>
+      <w:lvlJc w:val="left"/>
+      <w:pPr>
+        <w:tabs>
+          <w:tab w:val="num" w:pos="720"/>
+        </w:tabs>
+        <w:ind w:left="720" w:hanging="360"/>
+      </w:pPr>
+    </w:lvl>
+    <w:lvl w:ilvl="1" w:tplc="54CC8AAE">
+      <w:start w:val="1"/>
+      <w:numFmt w:val="decimal"/>
+      <w:lvlText w:val="%2."/>
+      <w:lvlJc w:val="left"/>
+      <w:pPr>
+        <w:tabs>
+          <w:tab w:val="num" w:pos="1440"/>
+        </w:tabs>
+        <w:ind w:left="1440" w:hanging="360"/>
+      </w:pPr>
+    </w:lvl>
+    <w:lvl w:ilvl="2" w:tplc="BD0E4240">
+      <w:start w:val="1"/>
+      <w:numFmt w:val="decimal"/>
+      <w:lvlText w:val="%3."/>
+      <w:lvlJc w:val="left"/>
+      <w:pPr>
+        <w:tabs>
+          <w:tab w:val="num" w:pos="2160"/>
+        </w:tabs>
+        <w:ind w:left="2160" w:hanging="360"/>
+      </w:pPr>
+    </w:lvl>
+    <w:lvl w:ilvl="3" w:tplc="FF8EB36E">
+      <w:start w:val="1"/>
+      <w:numFmt w:val="decimal"/>
+      <w:lvlText w:val="%4."/>
+      <w:lvlJc w:val="left"/>
+      <w:pPr>
+        <w:tabs>
+          <w:tab w:val="num" w:pos="2880"/>
+        </w:tabs>
+        <w:ind w:left="2880" w:hanging="360"/>
+      </w:pPr>
+    </w:lvl>
+    <w:lvl w:ilvl="4" w:tplc="0F7A41E8" w:tentative="1">
+      <w:start w:val="1"/>
+      <w:numFmt w:val="decimal"/>
+      <w:lvlText w:val="%5."/>
+      <w:lvlJc w:val="left"/>
+      <w:pPr>
+        <w:tabs>
+          <w:tab w:val="num" w:pos="3600"/>
+        </w:tabs>
+        <w:ind w:left="3600" w:hanging="360"/>
+      </w:pPr>
+    </w:lvl>
+    <w:lvl w:ilvl="5" w:tplc="D6249C18" w:tentative="1">
+      <w:start w:val="1"/>
+      <w:numFmt w:val="decimal"/>
+      <w:lvlText w:val="%6."/>
+      <w:lvlJc w:val="left"/>
+      <w:pPr>
+        <w:tabs>
+          <w:tab w:val="num" w:pos="4320"/>
+        </w:tabs>
+        <w:ind w:left="4320" w:hanging="360"/>
+      </w:pPr>
+    </w:lvl>
+    <w:lvl w:ilvl="6" w:tplc="D5E411B4" w:tentative="1">
+      <w:start w:val="1"/>
+      <w:numFmt w:val="decimal"/>
+      <w:lvlText w:val="%7."/>
+      <w:lvlJc w:val="left"/>
+      <w:pPr>
+        <w:tabs>
+          <w:tab w:val="num" w:pos="5040"/>
+        </w:tabs>
+        <w:ind w:left="5040" w:hanging="360"/>
+      </w:pPr>
+    </w:lvl>
+    <w:lvl w:ilvl="7" w:tplc="7A7A1770" w:tentative="1">
+      <w:start w:val="1"/>
+      <w:numFmt w:val="decimal"/>
+      <w:lvlText w:val="%8."/>
+      <w:lvlJc w:val="left"/>
+      <w:pPr>
+        <w:tabs>
+          <w:tab w:val="num" w:pos="5760"/>
+        </w:tabs>
+        <w:ind w:left="5760" w:hanging="360"/>
+      </w:pPr>
+    </w:lvl>
+    <w:lvl w:ilvl="8" w:tplc="8B4A0B6A" w:tentative="1">
+      <w:start w:val="1"/>
+      <w:numFmt w:val="decimal"/>
+      <w:lvlText w:val="%9."/>
+      <w:lvlJc w:val="left"/>
+      <w:pPr>
+        <w:tabs>
+          <w:tab w:val="num" w:pos="6480"/>
+        </w:tabs>
+        <w:ind w:left="6480" w:hanging="360"/>
+      </w:pPr>
+    </w:lvl>
+  </w:abstractNum>
+  <w:abstractNum w:abstractNumId="20" w15:restartNumberingAfterBreak="0">
     <w:nsid w:val="7D627E48"/>
     <w:multiLevelType w:val="hybridMultilevel"/>
     <w:tmpl w:val="A8C072BC"/>
@@ -1936,7 +6190,7 @@
       </w:pPr>
     </w:lvl>
   </w:abstractNum>
-  <w:abstractNum w:abstractNumId="7" w15:restartNumberingAfterBreak="0">
+  <w:abstractNum w:abstractNumId="21" w15:restartNumberingAfterBreak="0">
     <w:nsid w:val="7F327A0D"/>
     <w:multiLevelType w:val="hybridMultilevel"/>
     <w:tmpl w:val="764CB91E"/>
@@ -2029,13 +6283,13 @@
     <w:abstractNumId w:val="2"/>
   </w:num>
   <w:num w:numId="2" w16cid:durableId="1795252375">
-    <w:abstractNumId w:val="6"/>
+    <w:abstractNumId w:val="20"/>
   </w:num>
   <w:num w:numId="3" w16cid:durableId="2111005500">
-    <w:abstractNumId w:val="3"/>
+    <w:abstractNumId w:val="10"/>
   </w:num>
   <w:num w:numId="4" w16cid:durableId="1086461077">
-    <w:abstractNumId w:val="4"/>
+    <w:abstractNumId w:val="12"/>
   </w:num>
   <w:num w:numId="5" w16cid:durableId="1024358805">
     <w:abstractNumId w:val="0"/>
@@ -2044,10 +6298,52 @@
     <w:abstractNumId w:val="1"/>
   </w:num>
   <w:num w:numId="7" w16cid:durableId="2050569583">
+    <w:abstractNumId w:val="18"/>
+  </w:num>
+  <w:num w:numId="8" w16cid:durableId="2054309196">
+    <w:abstractNumId w:val="21"/>
+  </w:num>
+  <w:num w:numId="9" w16cid:durableId="1810705971">
+    <w:abstractNumId w:val="9"/>
+  </w:num>
+  <w:num w:numId="10" w16cid:durableId="1689135342">
+    <w:abstractNumId w:val="17"/>
+  </w:num>
+  <w:num w:numId="11" w16cid:durableId="423502648">
+    <w:abstractNumId w:val="15"/>
+  </w:num>
+  <w:num w:numId="12" w16cid:durableId="1638223815">
+    <w:abstractNumId w:val="3"/>
+  </w:num>
+  <w:num w:numId="13" w16cid:durableId="1865943369">
+    <w:abstractNumId w:val="6"/>
+  </w:num>
+  <w:num w:numId="14" w16cid:durableId="227424835">
     <w:abstractNumId w:val="5"/>
   </w:num>
-  <w:num w:numId="8" w16cid:durableId="2054309196">
+  <w:num w:numId="15" w16cid:durableId="712196558">
     <w:abstractNumId w:val="7"/>
+  </w:num>
+  <w:num w:numId="16" w16cid:durableId="1145438374">
+    <w:abstractNumId w:val="14"/>
+  </w:num>
+  <w:num w:numId="17" w16cid:durableId="1336347078">
+    <w:abstractNumId w:val="8"/>
+  </w:num>
+  <w:num w:numId="18" w16cid:durableId="779296489">
+    <w:abstractNumId w:val="11"/>
+  </w:num>
+  <w:num w:numId="19" w16cid:durableId="2058158332">
+    <w:abstractNumId w:val="16"/>
+  </w:num>
+  <w:num w:numId="20" w16cid:durableId="1327980022">
+    <w:abstractNumId w:val="13"/>
+  </w:num>
+  <w:num w:numId="21" w16cid:durableId="80638289">
+    <w:abstractNumId w:val="4"/>
+  </w:num>
+  <w:num w:numId="22" w16cid:durableId="860628597">
+    <w:abstractNumId w:val="19"/>
   </w:num>
 </w:numbering>
 </file>
@@ -2579,6 +6875,56 @@
       <w:u w:val="single"/>
     </w:rPr>
   </w:style>
+  <w:style w:type="table" w:styleId="TableGrid">
+    <w:name w:val="Table Grid"/>
+    <w:basedOn w:val="TableNormal"/>
+    <w:uiPriority w:val="39"/>
+    <w:rsid w:val="00E97966"/>
+    <w:tblPr>
+      <w:tblBorders>
+        <w:top w:val="single" w:sz="4" w:space="0" w:color="auto"/>
+        <w:left w:val="single" w:sz="4" w:space="0" w:color="auto"/>
+        <w:bottom w:val="single" w:sz="4" w:space="0" w:color="auto"/>
+        <w:right w:val="single" w:sz="4" w:space="0" w:color="auto"/>
+        <w:insideH w:val="single" w:sz="4" w:space="0" w:color="auto"/>
+        <w:insideV w:val="single" w:sz="4" w:space="0" w:color="auto"/>
+      </w:tblBorders>
+    </w:tblPr>
+  </w:style>
+  <w:style w:type="paragraph" w:styleId="NormalWeb">
+    <w:name w:val="Normal (Web)"/>
+    <w:basedOn w:val="Normal"/>
+    <w:uiPriority w:val="99"/>
+    <w:semiHidden/>
+    <w:unhideWhenUsed/>
+    <w:rsid w:val="00E97966"/>
+    <w:pPr>
+      <w:suppressAutoHyphens w:val="0"/>
+      <w:spacing w:before="100" w:beforeAutospacing="1" w:after="100" w:afterAutospacing="1"/>
+    </w:pPr>
+    <w:rPr>
+      <w:rFonts w:ascii="Times New Roman" w:eastAsia="Times New Roman" w:hAnsi="Times New Roman" w:cs="Times New Roman"/>
+      <w:kern w:val="0"/>
+      <w:lang w:val="da-DK" w:eastAsia="da-DK" w:bidi="ar-SA"/>
+    </w:rPr>
+  </w:style>
+  <w:style w:type="paragraph" w:styleId="ListParagraph">
+    <w:name w:val="List Paragraph"/>
+    <w:basedOn w:val="Normal"/>
+    <w:uiPriority w:val="34"/>
+    <w:qFormat/>
+    <w:rsid w:val="00E97966"/>
+    <w:pPr>
+      <w:suppressAutoHyphens w:val="0"/>
+      <w:ind w:left="720"/>
+      <w:contextualSpacing/>
+    </w:pPr>
+    <w:rPr>
+      <w:rFonts w:ascii="Times New Roman" w:eastAsia="Times New Roman" w:hAnsi="Times New Roman" w:cs="Times New Roman"/>
+      <w:kern w:val="0"/>
+      <w:lang w:val="da-DK" w:eastAsia="da-DK" w:bidi="ar-SA"/>
+    </w:rPr>
+  </w:style>
 </w:styles>
 </file>
 
